--- a/fra/docx/44.content.docx
+++ b/fra/docx/44.content.docx
@@ -19,7 +19,7 @@
         <w:rPr>
           <w:lang w:val="fr_FR" w:bidi="fr_FR"/>
         </w:rPr>
-        <w:t>Resource: Notes d'étude - Introductions aux livres (Tyndale)</w:t>
+        <w:t>Resource: Tyndale Open Study Notes</w:t>
       </w:r>
       <w:r>
         <w:rPr>
@@ -112,7 +112,7 @@
         <w:rPr>
           <w:lang w:val="fr_FR" w:bidi="fr_FR"/>
         </w:rPr>
-        <w:t>Notes d'étude - Introductions aux livres (Tyndale)</w:t>
+        <w:t>Tyndale Open Study Notes</w:t>
       </w:r>
     </w:p>
     <w:p>

--- a/fra/docx/44.content.docx
+++ b/fra/docx/44.content.docx
@@ -19,7 +19,7 @@
         <w:rPr>
           <w:lang w:val="fr_FR" w:bidi="fr_FR"/>
         </w:rPr>
-        <w:t>Resource: Tyndale Open Study Notes</w:t>
+        <w:t>Resource: Aquifer Open Study Notes (Book Intros)</w:t>
       </w:r>
       <w:r>
         <w:rPr>
@@ -112,7 +112,7 @@
         <w:rPr>
           <w:lang w:val="fr_FR" w:bidi="fr_FR"/>
         </w:rPr>
-        <w:t>Tyndale Open Study Notes</w:t>
+        <w:t>Aquifer Open Study Notes (Book Intros)</w:t>
       </w:r>
     </w:p>
     <w:p>

--- a/fra/docx/44.content.docx
+++ b/fra/docx/44.content.docx
@@ -286,72 +286,48 @@
         </w:rPr>
         <w:t>Il était important pour lui de montrer que l’amour et la miséricorde de Dieu s’adressent à tous les hommes, car « Maintenant, je comprends vraiment que Dieu n'avantage personne», ainsi que Pierre l’a dit à Corneille (</w:t>
       </w:r>
-      <w:hyperlink r:id="rId13">
-        <w:r>
-          <w:rPr>
-            <w:lang w:val="fr_FR" w:bidi="fr_FR"/>
-          </w:rPr>
-          <w:rPr>
-            <w:color w:val="0000EE"/>
-            <w:u w:val="single"/>
-          </w:rPr>
-          <w:t>10:34</w:t>
-        </w:r>
-      </w:hyperlink>
+      <w:r>
+        <w:rPr>
+          <w:lang w:val="fr_FR" w:bidi="fr_FR"/>
+        </w:rPr>
+        <w:t>10:34</w:t>
+      </w:r>
       <w:r>
         <w:rPr>
           <w:lang w:val="fr_FR" w:bidi="fr_FR"/>
         </w:rPr>
         <w:t>). Christ est le seul Sauveur (</w:t>
       </w:r>
-      <w:hyperlink r:id="rId14">
-        <w:r>
-          <w:rPr>
-            <w:lang w:val="fr_FR" w:bidi="fr_FR"/>
-          </w:rPr>
-          <w:rPr>
-            <w:color w:val="0000EE"/>
-            <w:u w:val="single"/>
-          </w:rPr>
-          <w:t>4:12</w:t>
-        </w:r>
-      </w:hyperlink>
+      <w:r>
+        <w:rPr>
+          <w:lang w:val="fr_FR" w:bidi="fr_FR"/>
+        </w:rPr>
+        <w:t>4:12</w:t>
+      </w:r>
       <w:r>
         <w:rPr>
           <w:lang w:val="fr_FR" w:bidi="fr_FR"/>
         </w:rPr>
         <w:t xml:space="preserve">) et tous peuvent croire en lui pour leur salut et pour recevoir une nouvelle vie (voir </w:t>
       </w:r>
-      <w:hyperlink r:id="rId15">
-        <w:r>
-          <w:rPr>
-            <w:lang w:val="fr_FR" w:bidi="fr_FR"/>
-          </w:rPr>
-          <w:rPr>
-            <w:color w:val="0000EE"/>
-            <w:u w:val="single"/>
-          </w:rPr>
-          <w:t>16:30–31</w:t>
-        </w:r>
-      </w:hyperlink>
+      <w:r>
+        <w:rPr>
+          <w:lang w:val="fr_FR" w:bidi="fr_FR"/>
+        </w:rPr>
+        <w:t>16:30–31</w:t>
+      </w:r>
       <w:r>
         <w:rPr>
           <w:lang w:val="fr_FR" w:bidi="fr_FR"/>
         </w:rPr>
         <w:t xml:space="preserve">). Malgré la tendance des chrétiens d’origine juive à garder la grâce de Dieu pour eux-mêmes, l’Eglise est parvenue à la conclusion unanime que les non-juifs sont pleinement inclus dans les promesses de Dieu (voir </w:t>
       </w:r>
-      <w:hyperlink r:id="rId16">
-        <w:r>
-          <w:rPr>
-            <w:lang w:val="fr_FR" w:bidi="fr_FR"/>
-          </w:rPr>
-          <w:rPr>
-            <w:color w:val="0000EE"/>
-            <w:u w:val="single"/>
-          </w:rPr>
-          <w:t>15:1–31</w:t>
-        </w:r>
-      </w:hyperlink>
+      <w:r>
+        <w:rPr>
+          <w:lang w:val="fr_FR" w:bidi="fr_FR"/>
+        </w:rPr>
+        <w:t>15:1–31</w:t>
+      </w:r>
       <w:r>
         <w:rPr>
           <w:lang w:val="fr_FR" w:bidi="fr_FR"/>
@@ -383,54 +359,36 @@
         </w:rPr>
         <w:t>Les apôtres et autres disciples de Christ étaient remplis de l’Esprit et rendus capables d’accomplir la Grande Commission (</w:t>
       </w:r>
-      <w:hyperlink r:id="rId17">
-        <w:r>
-          <w:rPr>
-            <w:lang w:val="fr_FR" w:bidi="fr_FR"/>
-          </w:rPr>
-          <w:rPr>
-            <w:color w:val="0000EE"/>
-            <w:u w:val="single"/>
-          </w:rPr>
-          <w:t>Matthieu 28:18–20</w:t>
-        </w:r>
-      </w:hyperlink>
+      <w:r>
+        <w:rPr>
+          <w:lang w:val="fr_FR" w:bidi="fr_FR"/>
+        </w:rPr>
+        <w:t>Matthieu 28:18–20</w:t>
+      </w:r>
       <w:r>
         <w:rPr>
           <w:lang w:val="fr_FR" w:bidi="fr_FR"/>
         </w:rPr>
         <w:t>). Les Actes mettent particulièrement en avant le ministère de Pierre (</w:t>
       </w:r>
-      <w:hyperlink r:id="rId18">
-        <w:r>
-          <w:rPr>
-            <w:lang w:val="fr_FR" w:bidi="fr_FR"/>
-          </w:rPr>
-          <w:rPr>
-            <w:color w:val="0000EE"/>
-            <w:u w:val="single"/>
-          </w:rPr>
-          <w:t>Actes 1:1–12:25</w:t>
-        </w:r>
-      </w:hyperlink>
+      <w:r>
+        <w:rPr>
+          <w:lang w:val="fr_FR" w:bidi="fr_FR"/>
+        </w:rPr>
+        <w:t>Actes 1:1–12:25</w:t>
+      </w:r>
       <w:r>
         <w:rPr>
           <w:lang w:val="fr_FR" w:bidi="fr_FR"/>
         </w:rPr>
         <w:t>) et de Paul (</w:t>
       </w:r>
-      <w:hyperlink r:id="rId19">
-        <w:r>
-          <w:rPr>
-            <w:lang w:val="fr_FR" w:bidi="fr_FR"/>
-          </w:rPr>
-          <w:rPr>
-            <w:color w:val="0000EE"/>
-            <w:u w:val="single"/>
-          </w:rPr>
-          <w:t>13:1–28:31</w:t>
-        </w:r>
-      </w:hyperlink>
+      <w:r>
+        <w:rPr>
+          <w:lang w:val="fr_FR" w:bidi="fr_FR"/>
+        </w:rPr>
+        <w:t>13:1–28:31</w:t>
+      </w:r>
       <w:r>
         <w:rPr>
           <w:lang w:val="fr_FR" w:bidi="fr_FR"/>
@@ -451,198 +409,132 @@
         </w:rPr>
         <w:t xml:space="preserve">Le récit des Actes suit un plan géographique, fondé sur </w:t>
       </w:r>
-      <w:hyperlink r:id="rId20">
-        <w:r>
-          <w:rPr>
-            <w:lang w:val="fr_FR" w:bidi="fr_FR"/>
-          </w:rPr>
-          <w:rPr>
-            <w:color w:val="0000EE"/>
-            <w:u w:val="single"/>
-          </w:rPr>
-          <w:t>1:8</w:t>
-        </w:r>
-      </w:hyperlink>
+      <w:r>
+        <w:rPr>
+          <w:lang w:val="fr_FR" w:bidi="fr_FR"/>
+        </w:rPr>
+        <w:t>1:8</w:t>
+      </w:r>
       <w:r>
         <w:rPr>
           <w:lang w:val="fr_FR" w:bidi="fr_FR"/>
         </w:rPr>
         <w:t>: le message chrétien et la communauté de croyants se sont diffusés à Jérusalem (</w:t>
       </w:r>
-      <w:hyperlink r:id="rId21">
-        <w:r>
-          <w:rPr>
-            <w:lang w:val="fr_FR" w:bidi="fr_FR"/>
-          </w:rPr>
-          <w:rPr>
-            <w:color w:val="0000EE"/>
-            <w:u w:val="single"/>
-          </w:rPr>
-          <w:t>1:1–8:3</w:t>
-        </w:r>
-      </w:hyperlink>
+      <w:r>
+        <w:rPr>
+          <w:lang w:val="fr_FR" w:bidi="fr_FR"/>
+        </w:rPr>
+        <w:t>1:1–8:3</w:t>
+      </w:r>
       <w:r>
         <w:rPr>
           <w:lang w:val="fr_FR" w:bidi="fr_FR"/>
         </w:rPr>
         <w:t>), en Palestine et en Syrie (</w:t>
       </w:r>
-      <w:hyperlink r:id="rId22">
-        <w:r>
-          <w:rPr>
-            <w:lang w:val="fr_FR" w:bidi="fr_FR"/>
-          </w:rPr>
-          <w:rPr>
-            <w:color w:val="0000EE"/>
-            <w:u w:val="single"/>
-          </w:rPr>
-          <w:t>8:4–12:25</w:t>
-        </w:r>
-      </w:hyperlink>
+      <w:r>
+        <w:rPr>
+          <w:lang w:val="fr_FR" w:bidi="fr_FR"/>
+        </w:rPr>
+        <w:t>8:4–12:25</w:t>
+      </w:r>
       <w:r>
         <w:rPr>
           <w:lang w:val="fr_FR" w:bidi="fr_FR"/>
         </w:rPr>
         <w:t>), et dans le monde non-juif, à travers l’Empire romain (</w:t>
       </w:r>
-      <w:hyperlink r:id="rId19">
-        <w:r>
-          <w:rPr>
-            <w:lang w:val="fr_FR" w:bidi="fr_FR"/>
-          </w:rPr>
-          <w:rPr>
-            <w:color w:val="0000EE"/>
-            <w:u w:val="single"/>
-          </w:rPr>
-          <w:t>13:1–28:31</w:t>
-        </w:r>
-      </w:hyperlink>
+      <w:r>
+        <w:rPr>
+          <w:lang w:val="fr_FR" w:bidi="fr_FR"/>
+        </w:rPr>
+        <w:t>13:1–28:31</w:t>
+      </w:r>
       <w:r>
         <w:rPr>
           <w:lang w:val="fr_FR" w:bidi="fr_FR"/>
         </w:rPr>
         <w:t xml:space="preserve">). Le mot final du texte grec des Actes (akôluthôs, « sans obstacle », </w:t>
       </w:r>
-      <w:hyperlink r:id="rId23">
-        <w:r>
-          <w:rPr>
-            <w:lang w:val="fr_FR" w:bidi="fr_FR"/>
-          </w:rPr>
-          <w:rPr>
-            <w:color w:val="0000EE"/>
-            <w:u w:val="single"/>
-          </w:rPr>
-          <w:t>28:31</w:t>
-        </w:r>
-      </w:hyperlink>
+      <w:r>
+        <w:rPr>
+          <w:lang w:val="fr_FR" w:bidi="fr_FR"/>
+        </w:rPr>
+        <w:t>28:31</w:t>
+      </w:r>
       <w:r>
         <w:rPr>
           <w:lang w:val="fr_FR" w:bidi="fr_FR"/>
         </w:rPr>
         <w:t>) évoque l’annonce sans obstacle de l’Evangile aux Juifs (</w:t>
       </w:r>
-      <w:hyperlink r:id="rId24">
-        <w:r>
-          <w:rPr>
-            <w:lang w:val="fr_FR" w:bidi="fr_FR"/>
-          </w:rPr>
-          <w:rPr>
-            <w:color w:val="0000EE"/>
-            <w:u w:val="single"/>
-          </w:rPr>
-          <w:t>3:1–5:42</w:t>
-        </w:r>
-      </w:hyperlink>
+      <w:r>
+        <w:rPr>
+          <w:lang w:val="fr_FR" w:bidi="fr_FR"/>
+        </w:rPr>
+        <w:t>3:1–5:42</w:t>
+      </w:r>
       <w:r>
         <w:rPr>
           <w:lang w:val="fr_FR" w:bidi="fr_FR"/>
         </w:rPr>
         <w:t>), aux Samaritains (</w:t>
       </w:r>
-      <w:hyperlink r:id="rId25">
-        <w:r>
-          <w:rPr>
-            <w:lang w:val="fr_FR" w:bidi="fr_FR"/>
-          </w:rPr>
-          <w:rPr>
-            <w:color w:val="0000EE"/>
-            <w:u w:val="single"/>
-          </w:rPr>
-          <w:t>6:1–8:40</w:t>
-        </w:r>
-      </w:hyperlink>
+      <w:r>
+        <w:rPr>
+          <w:lang w:val="fr_FR" w:bidi="fr_FR"/>
+        </w:rPr>
+        <w:t>6:1–8:40</w:t>
+      </w:r>
       <w:r>
         <w:rPr>
           <w:lang w:val="fr_FR" w:bidi="fr_FR"/>
         </w:rPr>
         <w:t>), aux « craignant Dieu » (</w:t>
       </w:r>
-      <w:hyperlink r:id="rId26">
-        <w:r>
-          <w:rPr>
-            <w:lang w:val="fr_FR" w:bidi="fr_FR"/>
-          </w:rPr>
-          <w:rPr>
-            <w:color w:val="0000EE"/>
-            <w:u w:val="single"/>
-          </w:rPr>
-          <w:t>8:26–40</w:t>
-        </w:r>
-      </w:hyperlink>
+      <w:r>
+        <w:rPr>
+          <w:lang w:val="fr_FR" w:bidi="fr_FR"/>
+        </w:rPr>
+        <w:t>8:26–40</w:t>
+      </w:r>
       <w:r>
         <w:rPr>
           <w:lang w:val="fr_FR" w:bidi="fr_FR"/>
         </w:rPr>
         <w:t xml:space="preserve">; </w:t>
       </w:r>
-      <w:hyperlink r:id="rId27">
-        <w:r>
-          <w:rPr>
-            <w:lang w:val="fr_FR" w:bidi="fr_FR"/>
-          </w:rPr>
-          <w:rPr>
-            <w:color w:val="0000EE"/>
-            <w:u w:val="single"/>
-          </w:rPr>
-          <w:t>9:32–11:18</w:t>
-        </w:r>
-      </w:hyperlink>
+      <w:r>
+        <w:rPr>
+          <w:lang w:val="fr_FR" w:bidi="fr_FR"/>
+        </w:rPr>
+        <w:t>9:32–11:18</w:t>
+      </w:r>
       <w:r>
         <w:rPr>
           <w:lang w:val="fr_FR" w:bidi="fr_FR"/>
         </w:rPr>
         <w:t>) et aux non-Juifs (</w:t>
       </w:r>
-      <w:hyperlink r:id="rId28">
-        <w:r>
-          <w:rPr>
-            <w:lang w:val="fr_FR" w:bidi="fr_FR"/>
-          </w:rPr>
-          <w:rPr>
-            <w:color w:val="0000EE"/>
-            <w:u w:val="single"/>
-          </w:rPr>
-          <w:t>11:19–30</w:t>
-        </w:r>
-      </w:hyperlink>
+      <w:r>
+        <w:rPr>
+          <w:lang w:val="fr_FR" w:bidi="fr_FR"/>
+        </w:rPr>
+        <w:t>11:19–30</w:t>
+      </w:r>
       <w:r>
         <w:rPr>
           <w:lang w:val="fr_FR" w:bidi="fr_FR"/>
         </w:rPr>
         <w:t xml:space="preserve">; </w:t>
       </w:r>
-      <w:hyperlink r:id="rId19">
-        <w:r>
-          <w:rPr>
-            <w:lang w:val="fr_FR" w:bidi="fr_FR"/>
-          </w:rPr>
-          <w:rPr>
-            <w:color w:val="0000EE"/>
-            <w:u w:val="single"/>
-          </w:rPr>
-          <w:t>13:1–28:31</w:t>
-        </w:r>
-      </w:hyperlink>
+      <w:r>
+        <w:rPr>
+          <w:lang w:val="fr_FR" w:bidi="fr_FR"/>
+        </w:rPr>
+        <w:t>13:1–28:31</w:t>
+      </w:r>
       <w:r>
         <w:rPr>
           <w:lang w:val="fr_FR" w:bidi="fr_FR"/>
@@ -688,36 +580,24 @@
         </w:rPr>
         <w:t>Géographie. Le livre des Actes montre comment le message a été diffusé de Jérusalem à Rome (</w:t>
       </w:r>
-      <w:hyperlink r:id="rId20">
-        <w:r>
-          <w:rPr>
-            <w:lang w:val="fr_FR" w:bidi="fr_FR"/>
-          </w:rPr>
-          <w:rPr>
-            <w:color w:val="0000EE"/>
-            <w:u w:val="single"/>
-          </w:rPr>
-          <w:t>1:8</w:t>
-        </w:r>
-      </w:hyperlink>
+      <w:r>
+        <w:rPr>
+          <w:lang w:val="fr_FR" w:bidi="fr_FR"/>
+        </w:rPr>
+        <w:t>1:8</w:t>
+      </w:r>
       <w:r>
         <w:rPr>
           <w:lang w:val="fr_FR" w:bidi="fr_FR"/>
         </w:rPr>
         <w:t xml:space="preserve">; </w:t>
       </w:r>
-      <w:hyperlink r:id="rId29">
-        <w:r>
-          <w:rPr>
-            <w:lang w:val="fr_FR" w:bidi="fr_FR"/>
-          </w:rPr>
-          <w:rPr>
-            <w:color w:val="0000EE"/>
-            <w:u w:val="single"/>
-          </w:rPr>
-          <w:t>9:15</w:t>
-        </w:r>
-      </w:hyperlink>
+      <w:r>
+        <w:rPr>
+          <w:lang w:val="fr_FR" w:bidi="fr_FR"/>
+        </w:rPr>
+        <w:t>9:15</w:t>
+      </w:r>
       <w:r>
         <w:rPr>
           <w:lang w:val="fr_FR" w:bidi="fr_FR"/>
@@ -752,306 +632,204 @@
         </w:rPr>
         <w:t xml:space="preserve">Evangélisation. Le livre des Actes donne des exemples clairs de comment les responsables chrétiens annonçaient la Bonne Nouvelle à différents publics (voir les discours au chapitres </w:t>
       </w:r>
-      <w:hyperlink r:id="rId30">
-        <w:r>
-          <w:rPr>
-            <w:lang w:val="fr_FR" w:bidi="fr_FR"/>
-          </w:rPr>
-          <w:rPr>
-            <w:color w:val="0000EE"/>
-            <w:u w:val="single"/>
-          </w:rPr>
-          <w:t>2–5</w:t>
-        </w:r>
-      </w:hyperlink>
+      <w:r>
+        <w:rPr>
+          <w:lang w:val="fr_FR" w:bidi="fr_FR"/>
+        </w:rPr>
+        <w:t>2–5</w:t>
+      </w:r>
       <w:r>
         <w:rPr>
           <w:lang w:val="fr_FR" w:bidi="fr_FR"/>
         </w:rPr>
         <w:t xml:space="preserve">, </w:t>
       </w:r>
-      <w:hyperlink r:id="rId31">
-        <w:r>
-          <w:rPr>
-            <w:lang w:val="fr_FR" w:bidi="fr_FR"/>
-          </w:rPr>
-          <w:rPr>
-            <w:color w:val="0000EE"/>
-            <w:u w:val="single"/>
-          </w:rPr>
-          <w:t>7</w:t>
-        </w:r>
-      </w:hyperlink>
+      <w:r>
+        <w:rPr>
+          <w:lang w:val="fr_FR" w:bidi="fr_FR"/>
+        </w:rPr>
+        <w:t>7</w:t>
+      </w:r>
       <w:r>
         <w:rPr>
           <w:lang w:val="fr_FR" w:bidi="fr_FR"/>
         </w:rPr>
         <w:t xml:space="preserve">, </w:t>
       </w:r>
-      <w:hyperlink r:id="rId32">
-        <w:r>
-          <w:rPr>
-            <w:lang w:val="fr_FR" w:bidi="fr_FR"/>
-          </w:rPr>
-          <w:rPr>
-            <w:color w:val="0000EE"/>
-            <w:u w:val="single"/>
-          </w:rPr>
-          <w:t>10</w:t>
-        </w:r>
-      </w:hyperlink>
+      <w:r>
+        <w:rPr>
+          <w:lang w:val="fr_FR" w:bidi="fr_FR"/>
+        </w:rPr>
+        <w:t>10</w:t>
+      </w:r>
       <w:r>
         <w:rPr>
           <w:lang w:val="fr_FR" w:bidi="fr_FR"/>
         </w:rPr>
         <w:t xml:space="preserve">, </w:t>
       </w:r>
-      <w:hyperlink r:id="rId33">
-        <w:r>
-          <w:rPr>
-            <w:lang w:val="fr_FR" w:bidi="fr_FR"/>
-          </w:rPr>
-          <w:rPr>
-            <w:color w:val="0000EE"/>
-            <w:u w:val="single"/>
-          </w:rPr>
-          <w:t>13</w:t>
-        </w:r>
-      </w:hyperlink>
+      <w:r>
+        <w:rPr>
+          <w:lang w:val="fr_FR" w:bidi="fr_FR"/>
+        </w:rPr>
+        <w:t>13</w:t>
+      </w:r>
       <w:r>
         <w:rPr>
           <w:lang w:val="fr_FR" w:bidi="fr_FR"/>
         </w:rPr>
         <w:t xml:space="preserve">, </w:t>
       </w:r>
-      <w:hyperlink r:id="rId34">
-        <w:r>
-          <w:rPr>
-            <w:lang w:val="fr_FR" w:bidi="fr_FR"/>
-          </w:rPr>
-          <w:rPr>
-            <w:color w:val="0000EE"/>
-            <w:u w:val="single"/>
-          </w:rPr>
-          <w:t>22</w:t>
-        </w:r>
-      </w:hyperlink>
+      <w:r>
+        <w:rPr>
+          <w:lang w:val="fr_FR" w:bidi="fr_FR"/>
+        </w:rPr>
+        <w:t>22</w:t>
+      </w:r>
       <w:r>
         <w:rPr>
           <w:lang w:val="fr_FR" w:bidi="fr_FR"/>
         </w:rPr>
         <w:t xml:space="preserve">, </w:t>
       </w:r>
-      <w:hyperlink r:id="rId35">
-        <w:r>
-          <w:rPr>
-            <w:lang w:val="fr_FR" w:bidi="fr_FR"/>
-          </w:rPr>
-          <w:rPr>
-            <w:color w:val="0000EE"/>
-            <w:u w:val="single"/>
-          </w:rPr>
-          <w:t>26</w:t>
-        </w:r>
-      </w:hyperlink>
+      <w:r>
+        <w:rPr>
+          <w:lang w:val="fr_FR" w:bidi="fr_FR"/>
+        </w:rPr>
+        <w:t>26</w:t>
+      </w:r>
       <w:r>
         <w:rPr>
           <w:lang w:val="fr_FR" w:bidi="fr_FR"/>
         </w:rPr>
         <w:t>). Il montre que l’Evangile s’adresse à tous les hommes : pas seulement aux Juifs, mais aussi aux non-Juifs (</w:t>
       </w:r>
-      <w:hyperlink r:id="rId36">
-        <w:r>
-          <w:rPr>
-            <w:lang w:val="fr_FR" w:bidi="fr_FR"/>
-          </w:rPr>
-          <w:rPr>
-            <w:color w:val="0000EE"/>
-            <w:u w:val="single"/>
-          </w:rPr>
-          <w:t>2:8–11</w:t>
-        </w:r>
-      </w:hyperlink>
+      <w:r>
+        <w:rPr>
+          <w:lang w:val="fr_FR" w:bidi="fr_FR"/>
+        </w:rPr>
+        <w:t>2:8–11</w:t>
+      </w:r>
       <w:r>
         <w:rPr>
           <w:lang w:val="fr_FR" w:bidi="fr_FR"/>
         </w:rPr>
         <w:t xml:space="preserve">; </w:t>
       </w:r>
-      <w:hyperlink r:id="rId26">
-        <w:r>
-          <w:rPr>
-            <w:lang w:val="fr_FR" w:bidi="fr_FR"/>
-          </w:rPr>
-          <w:rPr>
-            <w:color w:val="0000EE"/>
-            <w:u w:val="single"/>
-          </w:rPr>
-          <w:t>8:26–40</w:t>
-        </w:r>
-      </w:hyperlink>
+      <w:r>
+        <w:rPr>
+          <w:lang w:val="fr_FR" w:bidi="fr_FR"/>
+        </w:rPr>
+        <w:t>8:26–40</w:t>
+      </w:r>
       <w:r>
         <w:rPr>
           <w:lang w:val="fr_FR" w:bidi="fr_FR"/>
         </w:rPr>
         <w:t xml:space="preserve">; </w:t>
       </w:r>
-      <w:hyperlink r:id="rId37">
-        <w:r>
-          <w:rPr>
-            <w:lang w:val="fr_FR" w:bidi="fr_FR"/>
-          </w:rPr>
-          <w:rPr>
-            <w:color w:val="0000EE"/>
-            <w:u w:val="single"/>
-          </w:rPr>
-          <w:t>10:1–11:18</w:t>
-        </w:r>
-      </w:hyperlink>
+      <w:r>
+        <w:rPr>
+          <w:lang w:val="fr_FR" w:bidi="fr_FR"/>
+        </w:rPr>
+        <w:t>10:1–11:18</w:t>
+      </w:r>
       <w:r>
         <w:rPr>
           <w:lang w:val="fr_FR" w:bidi="fr_FR"/>
         </w:rPr>
         <w:t>) ; par seulement aux hommes, mais aussi aux femmes (</w:t>
       </w:r>
-      <w:hyperlink r:id="rId38">
-        <w:r>
-          <w:rPr>
-            <w:lang w:val="fr_FR" w:bidi="fr_FR"/>
-          </w:rPr>
-          <w:rPr>
-            <w:color w:val="0000EE"/>
-            <w:u w:val="single"/>
-          </w:rPr>
-          <w:t>5:14</w:t>
-        </w:r>
-      </w:hyperlink>
+      <w:r>
+        <w:rPr>
+          <w:lang w:val="fr_FR" w:bidi="fr_FR"/>
+        </w:rPr>
+        <w:t>5:14</w:t>
+      </w:r>
       <w:r>
         <w:rPr>
           <w:lang w:val="fr_FR" w:bidi="fr_FR"/>
         </w:rPr>
         <w:t xml:space="preserve">; </w:t>
       </w:r>
-      <w:hyperlink r:id="rId39">
-        <w:r>
-          <w:rPr>
-            <w:lang w:val="fr_FR" w:bidi="fr_FR"/>
-          </w:rPr>
-          <w:rPr>
-            <w:color w:val="0000EE"/>
-            <w:u w:val="single"/>
-          </w:rPr>
-          <w:t>8:12</w:t>
-        </w:r>
-      </w:hyperlink>
+      <w:r>
+        <w:rPr>
+          <w:lang w:val="fr_FR" w:bidi="fr_FR"/>
+        </w:rPr>
+        <w:t>8:12</w:t>
+      </w:r>
       <w:r>
         <w:rPr>
           <w:lang w:val="fr_FR" w:bidi="fr_FR"/>
         </w:rPr>
         <w:t xml:space="preserve">; </w:t>
       </w:r>
-      <w:hyperlink r:id="rId40">
-        <w:r>
-          <w:rPr>
-            <w:lang w:val="fr_FR" w:bidi="fr_FR"/>
-          </w:rPr>
-          <w:rPr>
-            <w:color w:val="0000EE"/>
-            <w:u w:val="single"/>
-          </w:rPr>
-          <w:t>16:13–15</w:t>
-        </w:r>
-      </w:hyperlink>
+      <w:r>
+        <w:rPr>
+          <w:lang w:val="fr_FR" w:bidi="fr_FR"/>
+        </w:rPr>
+        <w:t>16:13–15</w:t>
+      </w:r>
       <w:r>
         <w:rPr>
           <w:lang w:val="fr_FR" w:bidi="fr_FR"/>
         </w:rPr>
         <w:t xml:space="preserve">; </w:t>
       </w:r>
-      <w:hyperlink r:id="rId41">
-        <w:r>
-          <w:rPr>
-            <w:lang w:val="fr_FR" w:bidi="fr_FR"/>
-          </w:rPr>
-          <w:rPr>
-            <w:color w:val="0000EE"/>
-            <w:u w:val="single"/>
-          </w:rPr>
-          <w:t>17:4</w:t>
-        </w:r>
-      </w:hyperlink>
+      <w:r>
+        <w:rPr>
+          <w:lang w:val="fr_FR" w:bidi="fr_FR"/>
+        </w:rPr>
+        <w:t>17:4</w:t>
+      </w:r>
       <w:r>
         <w:rPr>
           <w:lang w:val="fr_FR" w:bidi="fr_FR"/>
         </w:rPr>
         <w:t xml:space="preserve">, </w:t>
       </w:r>
-      <w:hyperlink r:id="rId42">
-        <w:r>
-          <w:rPr>
-            <w:lang w:val="fr_FR" w:bidi="fr_FR"/>
-          </w:rPr>
-          <w:rPr>
-            <w:color w:val="0000EE"/>
-            <w:u w:val="single"/>
-          </w:rPr>
-          <w:t>12</w:t>
-        </w:r>
-      </w:hyperlink>
+      <w:r>
+        <w:rPr>
+          <w:lang w:val="fr_FR" w:bidi="fr_FR"/>
+        </w:rPr>
+        <w:t>12</w:t>
+      </w:r>
       <w:r>
         <w:rPr>
           <w:lang w:val="fr_FR" w:bidi="fr_FR"/>
         </w:rPr>
         <w:t xml:space="preserve">, </w:t>
       </w:r>
-      <w:hyperlink r:id="rId43">
-        <w:r>
-          <w:rPr>
-            <w:lang w:val="fr_FR" w:bidi="fr_FR"/>
-          </w:rPr>
-          <w:rPr>
-            <w:color w:val="0000EE"/>
-            <w:u w:val="single"/>
-          </w:rPr>
-          <w:t>34</w:t>
-        </w:r>
-      </w:hyperlink>
+      <w:r>
+        <w:rPr>
+          <w:lang w:val="fr_FR" w:bidi="fr_FR"/>
+        </w:rPr>
+        <w:t>34</w:t>
+      </w:r>
       <w:r>
         <w:rPr>
           <w:lang w:val="fr_FR" w:bidi="fr_FR"/>
         </w:rPr>
         <w:t xml:space="preserve">; </w:t>
       </w:r>
-      <w:hyperlink r:id="rId44">
-        <w:r>
-          <w:rPr>
-            <w:lang w:val="fr_FR" w:bidi="fr_FR"/>
-          </w:rPr>
-          <w:rPr>
-            <w:color w:val="0000EE"/>
-            <w:u w:val="single"/>
-          </w:rPr>
-          <w:t>18:26</w:t>
-        </w:r>
-      </w:hyperlink>
+      <w:r>
+        <w:rPr>
+          <w:lang w:val="fr_FR" w:bidi="fr_FR"/>
+        </w:rPr>
+        <w:t>18:26</w:t>
+      </w:r>
       <w:r>
         <w:rPr>
           <w:lang w:val="fr_FR" w:bidi="fr_FR"/>
         </w:rPr>
         <w:t xml:space="preserve">; </w:t>
       </w:r>
-      <w:hyperlink r:id="rId45">
-        <w:r>
-          <w:rPr>
-            <w:lang w:val="fr_FR" w:bidi="fr_FR"/>
-          </w:rPr>
-          <w:rPr>
-            <w:color w:val="0000EE"/>
-            <w:u w:val="single"/>
-          </w:rPr>
-          <w:t>21:9</w:t>
-        </w:r>
-      </w:hyperlink>
+      <w:r>
+        <w:rPr>
+          <w:lang w:val="fr_FR" w:bidi="fr_FR"/>
+        </w:rPr>
+        <w:t>21:9</w:t>
+      </w:r>
       <w:r>
         <w:rPr>
           <w:lang w:val="fr_FR" w:bidi="fr_FR"/>
@@ -1072,162 +850,108 @@
         </w:rPr>
         <w:t>Politique. Le livre des Actes présente une défense solide de la foi chrétienne, face aux Juifs (</w:t>
       </w:r>
-      <w:hyperlink r:id="rId46">
-        <w:r>
-          <w:rPr>
-            <w:lang w:val="fr_FR" w:bidi="fr_FR"/>
-          </w:rPr>
-          <w:rPr>
-            <w:color w:val="0000EE"/>
-            <w:u w:val="single"/>
-          </w:rPr>
-          <w:t>4:8–12</w:t>
-        </w:r>
-      </w:hyperlink>
+      <w:r>
+        <w:rPr>
+          <w:lang w:val="fr_FR" w:bidi="fr_FR"/>
+        </w:rPr>
+        <w:t>4:8–12</w:t>
+      </w:r>
       <w:r>
         <w:rPr>
           <w:lang w:val="fr_FR" w:bidi="fr_FR"/>
         </w:rPr>
         <w:t xml:space="preserve">; </w:t>
       </w:r>
-      <w:hyperlink r:id="rId47">
-        <w:r>
-          <w:rPr>
-            <w:lang w:val="fr_FR" w:bidi="fr_FR"/>
-          </w:rPr>
-          <w:rPr>
-            <w:color w:val="0000EE"/>
-            <w:u w:val="single"/>
-          </w:rPr>
-          <w:t>7:2–53</w:t>
-        </w:r>
-      </w:hyperlink>
+      <w:r>
+        <w:rPr>
+          <w:lang w:val="fr_FR" w:bidi="fr_FR"/>
+        </w:rPr>
+        <w:t>7:2–53</w:t>
+      </w:r>
       <w:r>
         <w:rPr>
           <w:lang w:val="fr_FR" w:bidi="fr_FR"/>
         </w:rPr>
         <w:t>) et aux non-Juifs (</w:t>
       </w:r>
-      <w:hyperlink r:id="rId48">
-        <w:r>
-          <w:rPr>
-            <w:lang w:val="fr_FR" w:bidi="fr_FR"/>
-          </w:rPr>
-          <w:rPr>
-            <w:color w:val="0000EE"/>
-            <w:u w:val="single"/>
-          </w:rPr>
-          <w:t>24:10–21</w:t>
-        </w:r>
-      </w:hyperlink>
+      <w:r>
+        <w:rPr>
+          <w:lang w:val="fr_FR" w:bidi="fr_FR"/>
+        </w:rPr>
+        <w:t>24:10–21</w:t>
+      </w:r>
       <w:r>
         <w:rPr>
           <w:lang w:val="fr_FR" w:bidi="fr_FR"/>
         </w:rPr>
         <w:t xml:space="preserve">; </w:t>
       </w:r>
-      <w:hyperlink r:id="rId49">
-        <w:r>
-          <w:rPr>
-            <w:lang w:val="fr_FR" w:bidi="fr_FR"/>
-          </w:rPr>
-          <w:rPr>
-            <w:color w:val="0000EE"/>
-            <w:u w:val="single"/>
-          </w:rPr>
-          <w:t>26:1–23</w:t>
-        </w:r>
-      </w:hyperlink>
+      <w:r>
+        <w:rPr>
+          <w:lang w:val="fr_FR" w:bidi="fr_FR"/>
+        </w:rPr>
+        <w:t>26:1–23</w:t>
+      </w:r>
       <w:r>
         <w:rPr>
           <w:lang w:val="fr_FR" w:bidi="fr_FR"/>
         </w:rPr>
         <w:t>). Luc défend l’idée que le christianisme a droit à la même protection dont jouissait le judaïsme et qu’il ne constitue pas un danger pour l’Etat romain (</w:t>
       </w:r>
-      <w:hyperlink r:id="rId50">
-        <w:r>
-          <w:rPr>
-            <w:lang w:val="fr_FR" w:bidi="fr_FR"/>
-          </w:rPr>
-          <w:rPr>
-            <w:color w:val="0000EE"/>
-            <w:u w:val="single"/>
-          </w:rPr>
-          <w:t>18:14–16</w:t>
-        </w:r>
-      </w:hyperlink>
+      <w:r>
+        <w:rPr>
+          <w:lang w:val="fr_FR" w:bidi="fr_FR"/>
+        </w:rPr>
+        <w:t>18:14–16</w:t>
+      </w:r>
       <w:r>
         <w:rPr>
           <w:lang w:val="fr_FR" w:bidi="fr_FR"/>
         </w:rPr>
         <w:t xml:space="preserve">; </w:t>
       </w:r>
-      <w:hyperlink r:id="rId51">
-        <w:r>
-          <w:rPr>
-            <w:lang w:val="fr_FR" w:bidi="fr_FR"/>
-          </w:rPr>
-          <w:rPr>
-            <w:color w:val="0000EE"/>
-            <w:u w:val="single"/>
-          </w:rPr>
-          <w:t>19:37</w:t>
-        </w:r>
-      </w:hyperlink>
+      <w:r>
+        <w:rPr>
+          <w:lang w:val="fr_FR" w:bidi="fr_FR"/>
+        </w:rPr>
+        <w:t>19:37</w:t>
+      </w:r>
       <w:r>
         <w:rPr>
           <w:lang w:val="fr_FR" w:bidi="fr_FR"/>
         </w:rPr>
         <w:t xml:space="preserve">; </w:t>
       </w:r>
-      <w:hyperlink r:id="rId52">
-        <w:r>
-          <w:rPr>
-            <w:lang w:val="fr_FR" w:bidi="fr_FR"/>
-          </w:rPr>
-          <w:rPr>
-            <w:color w:val="0000EE"/>
-            <w:u w:val="single"/>
-          </w:rPr>
-          <w:t>23:29</w:t>
-        </w:r>
-      </w:hyperlink>
+      <w:r>
+        <w:rPr>
+          <w:lang w:val="fr_FR" w:bidi="fr_FR"/>
+        </w:rPr>
+        <w:t>23:29</w:t>
+      </w:r>
       <w:r>
         <w:rPr>
           <w:lang w:val="fr_FR" w:bidi="fr_FR"/>
         </w:rPr>
         <w:t xml:space="preserve">; </w:t>
       </w:r>
-      <w:hyperlink r:id="rId53">
-        <w:r>
-          <w:rPr>
-            <w:lang w:val="fr_FR" w:bidi="fr_FR"/>
-          </w:rPr>
-          <w:rPr>
-            <w:color w:val="0000EE"/>
-            <w:u w:val="single"/>
-          </w:rPr>
-          <w:t>25:25</w:t>
-        </w:r>
-      </w:hyperlink>
+      <w:r>
+        <w:rPr>
+          <w:lang w:val="fr_FR" w:bidi="fr_FR"/>
+        </w:rPr>
+        <w:t>25:25</w:t>
+      </w:r>
       <w:r>
         <w:rPr>
           <w:lang w:val="fr_FR" w:bidi="fr_FR"/>
         </w:rPr>
         <w:t xml:space="preserve">; </w:t>
       </w:r>
-      <w:hyperlink r:id="rId54">
-        <w:r>
-          <w:rPr>
-            <w:lang w:val="fr_FR" w:bidi="fr_FR"/>
-          </w:rPr>
-          <w:rPr>
-            <w:color w:val="0000EE"/>
-            <w:u w:val="single"/>
-          </w:rPr>
-          <w:t>26:32</w:t>
-        </w:r>
-      </w:hyperlink>
+      <w:r>
+        <w:rPr>
+          <w:lang w:val="fr_FR" w:bidi="fr_FR"/>
+        </w:rPr>
+        <w:t>26:32</w:t>
+      </w:r>
       <w:r>
         <w:rPr>
           <w:lang w:val="fr_FR" w:bidi="fr_FR"/>
@@ -1259,144 +983,96 @@
         </w:rPr>
         <w:t xml:space="preserve">Luc était un compagnon de voyage de Paul (voir </w:t>
       </w:r>
-      <w:hyperlink r:id="rId55">
-        <w:r>
-          <w:rPr>
-            <w:lang w:val="fr_FR" w:bidi="fr_FR"/>
-          </w:rPr>
-          <w:rPr>
-            <w:color w:val="0000EE"/>
-            <w:u w:val="single"/>
-          </w:rPr>
-          <w:t>16:10</w:t>
-        </w:r>
-      </w:hyperlink>
+      <w:r>
+        <w:rPr>
+          <w:lang w:val="fr_FR" w:bidi="fr_FR"/>
+        </w:rPr>
+        <w:t>16:10</w:t>
+      </w:r>
       <w:r>
         <w:rPr>
           <w:lang w:val="fr_FR" w:bidi="fr_FR"/>
         </w:rPr>
         <w:t xml:space="preserve"> et la note). Il était avec Paul au cours des dernières années de sa vie (</w:t>
       </w:r>
-      <w:hyperlink r:id="rId56">
-        <w:r>
-          <w:rPr>
-            <w:lang w:val="fr_FR" w:bidi="fr_FR"/>
-          </w:rPr>
-          <w:rPr>
-            <w:color w:val="0000EE"/>
-            <w:u w:val="single"/>
-          </w:rPr>
-          <w:t>2 Timothée 4:11</w:t>
-        </w:r>
-      </w:hyperlink>
+      <w:r>
+        <w:rPr>
+          <w:lang w:val="fr_FR" w:bidi="fr_FR"/>
+        </w:rPr>
+        <w:t>2 Timothée 4:11</w:t>
+      </w:r>
       <w:r>
         <w:rPr>
           <w:lang w:val="fr_FR" w:bidi="fr_FR"/>
         </w:rPr>
         <w:t xml:space="preserve">). Plusieurs passages des Actes sont écrits à la première personne du pluriel (« nous » ; </w:t>
       </w:r>
-      <w:hyperlink r:id="rId57">
-        <w:r>
-          <w:rPr>
-            <w:lang w:val="fr_FR" w:bidi="fr_FR"/>
-          </w:rPr>
-          <w:rPr>
-            <w:color w:val="0000EE"/>
-            <w:u w:val="single"/>
-          </w:rPr>
-          <w:t>16:10–18</w:t>
-        </w:r>
-      </w:hyperlink>
+      <w:r>
+        <w:rPr>
+          <w:lang w:val="fr_FR" w:bidi="fr_FR"/>
+        </w:rPr>
+        <w:t>16:10–18</w:t>
+      </w:r>
       <w:r>
         <w:rPr>
           <w:lang w:val="fr_FR" w:bidi="fr_FR"/>
         </w:rPr>
         <w:t xml:space="preserve">; </w:t>
       </w:r>
-      <w:hyperlink r:id="rId58">
-        <w:r>
-          <w:rPr>
-            <w:lang w:val="fr_FR" w:bidi="fr_FR"/>
-          </w:rPr>
-          <w:rPr>
-            <w:color w:val="0000EE"/>
-            <w:u w:val="single"/>
-          </w:rPr>
-          <w:t>20:5–15</w:t>
-        </w:r>
-      </w:hyperlink>
+      <w:r>
+        <w:rPr>
+          <w:lang w:val="fr_FR" w:bidi="fr_FR"/>
+        </w:rPr>
+        <w:t>20:5–15</w:t>
+      </w:r>
       <w:r>
         <w:rPr>
           <w:lang w:val="fr_FR" w:bidi="fr_FR"/>
         </w:rPr>
         <w:t xml:space="preserve">; </w:t>
       </w:r>
-      <w:hyperlink r:id="rId59">
-        <w:r>
-          <w:rPr>
-            <w:lang w:val="fr_FR" w:bidi="fr_FR"/>
-          </w:rPr>
-          <w:rPr>
-            <w:color w:val="0000EE"/>
-            <w:u w:val="single"/>
-          </w:rPr>
-          <w:t>21:1–18</w:t>
-        </w:r>
-      </w:hyperlink>
+      <w:r>
+        <w:rPr>
+          <w:lang w:val="fr_FR" w:bidi="fr_FR"/>
+        </w:rPr>
+        <w:t>21:1–18</w:t>
+      </w:r>
       <w:r>
         <w:rPr>
           <w:lang w:val="fr_FR" w:bidi="fr_FR"/>
         </w:rPr>
         <w:t xml:space="preserve">; </w:t>
       </w:r>
-      <w:hyperlink r:id="rId60">
-        <w:r>
-          <w:rPr>
-            <w:lang w:val="fr_FR" w:bidi="fr_FR"/>
-          </w:rPr>
-          <w:rPr>
-            <w:color w:val="0000EE"/>
-            <w:u w:val="single"/>
-          </w:rPr>
-          <w:t>27:1–28:16</w:t>
-        </w:r>
-      </w:hyperlink>
+      <w:r>
+        <w:rPr>
+          <w:lang w:val="fr_FR" w:bidi="fr_FR"/>
+        </w:rPr>
+        <w:t>27:1–28:16</w:t>
+      </w:r>
       <w:r>
         <w:rPr>
           <w:lang w:val="fr_FR" w:bidi="fr_FR"/>
         </w:rPr>
         <w:t>), ce qui suggère que Luc était avec Paul pendant ces parties de ses voyages. En Colossiens, Luc est mentionné comme « le médecin bien-aimé », dans une liste de collaborateurs non-Juifs de Paul (</w:t>
       </w:r>
-      <w:hyperlink r:id="rId61">
-        <w:r>
-          <w:rPr>
-            <w:lang w:val="fr_FR" w:bidi="fr_FR"/>
-          </w:rPr>
-          <w:rPr>
-            <w:color w:val="0000EE"/>
-            <w:u w:val="single"/>
-          </w:rPr>
-          <w:t>Colossiens 4:11–14</w:t>
-        </w:r>
-      </w:hyperlink>
+      <w:r>
+        <w:rPr>
+          <w:lang w:val="fr_FR" w:bidi="fr_FR"/>
+        </w:rPr>
+        <w:t>Colossiens 4:11–14</w:t>
+      </w:r>
       <w:r>
         <w:rPr>
           <w:lang w:val="fr_FR" w:bidi="fr_FR"/>
         </w:rPr>
         <w:t xml:space="preserve">; voir aussi </w:t>
       </w:r>
-      <w:hyperlink r:id="rId62">
-        <w:r>
-          <w:rPr>
-            <w:lang w:val="fr_FR" w:bidi="fr_FR"/>
-          </w:rPr>
-          <w:rPr>
-            <w:color w:val="0000EE"/>
-            <w:u w:val="single"/>
-          </w:rPr>
-          <w:t>Philémon 1:24</w:t>
-        </w:r>
-      </w:hyperlink>
+      <w:r>
+        <w:rPr>
+          <w:lang w:val="fr_FR" w:bidi="fr_FR"/>
+        </w:rPr>
+        <w:t>Philémon 1:24</w:t>
+      </w:r>
       <w:r>
         <w:rPr>
           <w:lang w:val="fr_FR" w:bidi="fr_FR"/>
@@ -1431,18 +1107,12 @@
         </w:rPr>
         <w:t>En historien responsable, Luc emploie de bonnes méthodes historiques et décrit sa procédure en détail, en prenant garde à écrire un récit précis et ordonné, conforme à la vérité, de la naissance du christianisme (</w:t>
       </w:r>
-      <w:hyperlink r:id="rId63">
-        <w:r>
-          <w:rPr>
-            <w:lang w:val="fr_FR" w:bidi="fr_FR"/>
-          </w:rPr>
-          <w:rPr>
-            <w:color w:val="0000EE"/>
-            <w:u w:val="single"/>
-          </w:rPr>
-          <w:t>Luc 1:1–4</w:t>
-        </w:r>
-      </w:hyperlink>
+      <w:r>
+        <w:rPr>
+          <w:lang w:val="fr_FR" w:bidi="fr_FR"/>
+        </w:rPr>
+        <w:t>Luc 1:1–4</w:t>
+      </w:r>
       <w:r>
         <w:rPr>
           <w:lang w:val="fr_FR" w:bidi="fr_FR"/>
@@ -1488,54 +1158,36 @@
         </w:rPr>
         <w:t xml:space="preserve">Ce livre est généralement daté entre le début des années 60 ap. J.-C. et la fin de la vie des collaborateurs et compagnons de voyage de Paul (vers le milieu des années 80 ap. J.-C.). Beaucoup de spécialistes ont opté pour une date ultérieure à 70 ap. J.-C., en affirmant que Luc se sert de l’Evangile de Marc (dont ils présument qu’il a été écrit vers la fin des années 60) comme source. Le livre des Actes ne mentionne cependant pas des événements comme le résultat du procès de Paul (vers 62 ap. J.-C.), la mort de Jacques, le frère du Seigneur (vers le début des années 60 ap. J.-C.), la persécution des chrétiens par Néron après l’incendie de Rome en 64 ap. J.-C., la mort de Pierre et de Paul (vers 64–65 ap. J.-C.) et celle de Néron (68 ap. J.-C.), la révolte juive (66 ap. J.-C.) ou la destruction de Jérusalem (70 ap. J.-C.) Le récit se termine sur Paul en résidence surveillée (60–62 ap. J.-C.). Ainsi, une date de rédaction antérieure à 64 ap. J.-C. peut être défendue. Ceux qui pensent que le livre des Actes a été écrit après 70 ap. J.-C affirment que Luc omet ces événements parce qu’ils n’étaient pas nécessaires à son récit (voir </w:t>
       </w:r>
-      <w:hyperlink r:id="rId20">
-        <w:r>
-          <w:rPr>
-            <w:lang w:val="fr_FR" w:bidi="fr_FR"/>
-          </w:rPr>
-          <w:rPr>
-            <w:color w:val="0000EE"/>
-            <w:u w:val="single"/>
-          </w:rPr>
-          <w:t>Actes 1:8</w:t>
-        </w:r>
-      </w:hyperlink>
+      <w:r>
+        <w:rPr>
+          <w:lang w:val="fr_FR" w:bidi="fr_FR"/>
+        </w:rPr>
+        <w:t>Actes 1:8</w:t>
+      </w:r>
       <w:r>
         <w:rPr>
           <w:lang w:val="fr_FR" w:bidi="fr_FR"/>
         </w:rPr>
         <w:t xml:space="preserve">; </w:t>
       </w:r>
-      <w:hyperlink r:id="rId29">
-        <w:r>
-          <w:rPr>
-            <w:lang w:val="fr_FR" w:bidi="fr_FR"/>
-          </w:rPr>
-          <w:rPr>
-            <w:color w:val="0000EE"/>
-            <w:u w:val="single"/>
-          </w:rPr>
-          <w:t>9:15</w:t>
-        </w:r>
-      </w:hyperlink>
+      <w:r>
+        <w:rPr>
+          <w:lang w:val="fr_FR" w:bidi="fr_FR"/>
+        </w:rPr>
+        <w:t>9:15</w:t>
+      </w:r>
       <w:r>
         <w:rPr>
           <w:lang w:val="fr_FR" w:bidi="fr_FR"/>
         </w:rPr>
         <w:t xml:space="preserve">; </w:t>
       </w:r>
-      <w:hyperlink r:id="rId23">
-        <w:r>
-          <w:rPr>
-            <w:lang w:val="fr_FR" w:bidi="fr_FR"/>
-          </w:rPr>
-          <w:rPr>
-            <w:color w:val="0000EE"/>
-            <w:u w:val="single"/>
-          </w:rPr>
-          <w:t>28:31</w:t>
-        </w:r>
-      </w:hyperlink>
+      <w:r>
+        <w:rPr>
+          <w:lang w:val="fr_FR" w:bidi="fr_FR"/>
+        </w:rPr>
+        <w:t>28:31</w:t>
+      </w:r>
       <w:r>
         <w:rPr>
           <w:lang w:val="fr_FR" w:bidi="fr_FR"/>
@@ -1567,180 +1219,120 @@
         </w:rPr>
         <w:t xml:space="preserve">Le livre des actes est le deuxième volume d’un ouvrage en deux parties (voir </w:t>
       </w:r>
-      <w:hyperlink r:id="rId63">
-        <w:r>
-          <w:rPr>
-            <w:lang w:val="fr_FR" w:bidi="fr_FR"/>
-          </w:rPr>
-          <w:rPr>
-            <w:color w:val="0000EE"/>
-            <w:u w:val="single"/>
-          </w:rPr>
-          <w:t>Luc 1:1–4</w:t>
-        </w:r>
-      </w:hyperlink>
+      <w:r>
+        <w:rPr>
+          <w:lang w:val="fr_FR" w:bidi="fr_FR"/>
+        </w:rPr>
+        <w:t>Luc 1:1–4</w:t>
+      </w:r>
       <w:r>
         <w:rPr>
           <w:lang w:val="fr_FR" w:bidi="fr_FR"/>
         </w:rPr>
         <w:t xml:space="preserve">; </w:t>
       </w:r>
-      <w:hyperlink r:id="rId64">
-        <w:r>
-          <w:rPr>
-            <w:lang w:val="fr_FR" w:bidi="fr_FR"/>
-          </w:rPr>
-          <w:rPr>
-            <w:color w:val="0000EE"/>
-            <w:u w:val="single"/>
-          </w:rPr>
-          <w:t>Actes 1:1–2</w:t>
-        </w:r>
-      </w:hyperlink>
+      <w:r>
+        <w:rPr>
+          <w:lang w:val="fr_FR" w:bidi="fr_FR"/>
+        </w:rPr>
+        <w:t>Actes 1:1–2</w:t>
+      </w:r>
       <w:r>
         <w:rPr>
           <w:lang w:val="fr_FR" w:bidi="fr_FR"/>
         </w:rPr>
         <w:t>) : L’Evangile de Luc et le livre des Actes sont tous deux dédiés à Théophile (</w:t>
       </w:r>
-      <w:hyperlink r:id="rId65">
-        <w:r>
-          <w:rPr>
-            <w:lang w:val="fr_FR" w:bidi="fr_FR"/>
-          </w:rPr>
-          <w:rPr>
-            <w:color w:val="0000EE"/>
-            <w:u w:val="single"/>
-          </w:rPr>
-          <w:t>Luc 1:3</w:t>
-        </w:r>
-      </w:hyperlink>
+      <w:r>
+        <w:rPr>
+          <w:lang w:val="fr_FR" w:bidi="fr_FR"/>
+        </w:rPr>
+        <w:t>Luc 1:3</w:t>
+      </w:r>
       <w:r>
         <w:rPr>
           <w:lang w:val="fr_FR" w:bidi="fr_FR"/>
         </w:rPr>
         <w:t xml:space="preserve">; </w:t>
       </w:r>
-      <w:hyperlink r:id="rId66">
-        <w:r>
-          <w:rPr>
-            <w:lang w:val="fr_FR" w:bidi="fr_FR"/>
-          </w:rPr>
-          <w:rPr>
-            <w:color w:val="0000EE"/>
-            <w:u w:val="single"/>
-          </w:rPr>
-          <w:t>Actes 1:1</w:t>
-        </w:r>
-      </w:hyperlink>
+      <w:r>
+        <w:rPr>
+          <w:lang w:val="fr_FR" w:bidi="fr_FR"/>
+        </w:rPr>
+        <w:t>Actes 1:1</w:t>
+      </w:r>
       <w:r>
         <w:rPr>
           <w:lang w:val="fr_FR" w:bidi="fr_FR"/>
         </w:rPr>
         <w:t>), dont le nom signifie « qui aime Dieu ». Théophile est décrit par le titre « excellent » (</w:t>
       </w:r>
-      <w:hyperlink r:id="rId65">
-        <w:r>
-          <w:rPr>
-            <w:lang w:val="fr_FR" w:bidi="fr_FR"/>
-          </w:rPr>
-          <w:rPr>
-            <w:color w:val="0000EE"/>
-            <w:u w:val="single"/>
-          </w:rPr>
-          <w:t>Luc 1:3</w:t>
-        </w:r>
-      </w:hyperlink>
+      <w:r>
+        <w:rPr>
+          <w:lang w:val="fr_FR" w:bidi="fr_FR"/>
+        </w:rPr>
+        <w:t>Luc 1:3</w:t>
+      </w:r>
       <w:r>
         <w:rPr>
           <w:lang w:val="fr_FR" w:bidi="fr_FR"/>
         </w:rPr>
         <w:t>), employé ailleurs pour des gouverneurs romains comme Félix et Festus (</w:t>
       </w:r>
-      <w:hyperlink r:id="rId67">
-        <w:r>
-          <w:rPr>
-            <w:lang w:val="fr_FR" w:bidi="fr_FR"/>
-          </w:rPr>
-          <w:rPr>
-            <w:color w:val="0000EE"/>
-            <w:u w:val="single"/>
-          </w:rPr>
-          <w:t>23:26</w:t>
-        </w:r>
-      </w:hyperlink>
+      <w:r>
+        <w:rPr>
+          <w:lang w:val="fr_FR" w:bidi="fr_FR"/>
+        </w:rPr>
+        <w:t>23:26</w:t>
+      </w:r>
       <w:r>
         <w:rPr>
           <w:lang w:val="fr_FR" w:bidi="fr_FR"/>
         </w:rPr>
         <w:t xml:space="preserve">; </w:t>
       </w:r>
-      <w:hyperlink r:id="rId68">
-        <w:r>
-          <w:rPr>
-            <w:lang w:val="fr_FR" w:bidi="fr_FR"/>
-          </w:rPr>
-          <w:rPr>
-            <w:color w:val="0000EE"/>
-            <w:u w:val="single"/>
-          </w:rPr>
-          <w:t>24:2–3</w:t>
-        </w:r>
-      </w:hyperlink>
+      <w:r>
+        <w:rPr>
+          <w:lang w:val="fr_FR" w:bidi="fr_FR"/>
+        </w:rPr>
+        <w:t>24:2–3</w:t>
+      </w:r>
       <w:r>
         <w:rPr>
           <w:lang w:val="fr_FR" w:bidi="fr_FR"/>
         </w:rPr>
         <w:t xml:space="preserve">; </w:t>
       </w:r>
-      <w:hyperlink r:id="rId69">
-        <w:r>
-          <w:rPr>
-            <w:lang w:val="fr_FR" w:bidi="fr_FR"/>
-          </w:rPr>
-          <w:rPr>
-            <w:color w:val="0000EE"/>
-            <w:u w:val="single"/>
-          </w:rPr>
-          <w:t>26:25</w:t>
-        </w:r>
-      </w:hyperlink>
+      <w:r>
+        <w:rPr>
+          <w:lang w:val="fr_FR" w:bidi="fr_FR"/>
+        </w:rPr>
+        <w:t>26:25</w:t>
+      </w:r>
       <w:r>
         <w:rPr>
           <w:lang w:val="fr_FR" w:bidi="fr_FR"/>
         </w:rPr>
         <w:t>). Théophile était probablement le patron et le bienfaiteur de Luc, un non-Juif qui avait reçu l’instruction chrétienne (</w:t>
       </w:r>
-      <w:hyperlink r:id="rId70">
-        <w:r>
-          <w:rPr>
-            <w:lang w:val="fr_FR" w:bidi="fr_FR"/>
-          </w:rPr>
-          <w:rPr>
-            <w:color w:val="0000EE"/>
-            <w:u w:val="single"/>
-          </w:rPr>
-          <w:t>Luc 1:4</w:t>
-        </w:r>
-      </w:hyperlink>
+      <w:r>
+        <w:rPr>
+          <w:lang w:val="fr_FR" w:bidi="fr_FR"/>
+        </w:rPr>
+        <w:t>Luc 1:4</w:t>
+      </w:r>
       <w:r>
         <w:rPr>
           <w:lang w:val="fr_FR" w:bidi="fr_FR"/>
         </w:rPr>
         <w:t>). Luc voulait lui donner, ainsi qu’aux autres croyants, une compréhension juste de la foi chrétienne et de sa diffusion dans le monde méditerranéen, afin qu’ils puissent « reconnaître la certitude » de leur foi (</w:t>
       </w:r>
-      <w:hyperlink r:id="rId70">
-        <w:r>
-          <w:rPr>
-            <w:lang w:val="fr_FR" w:bidi="fr_FR"/>
-          </w:rPr>
-          <w:rPr>
-            <w:color w:val="0000EE"/>
-            <w:u w:val="single"/>
-          </w:rPr>
-          <w:t>Luc 1:4</w:t>
-        </w:r>
-      </w:hyperlink>
+      <w:r>
+        <w:rPr>
+          <w:lang w:val="fr_FR" w:bidi="fr_FR"/>
+        </w:rPr>
+        <w:t>Luc 1:4</w:t>
+      </w:r>
       <w:r>
         <w:rPr>
           <w:lang w:val="fr_FR" w:bidi="fr_FR"/>
@@ -1772,126 +1364,84 @@
         </w:rPr>
         <w:t xml:space="preserve">Le livre des Actes est présentée d’une manière claire est précise (voir, par ex., </w:t>
       </w:r>
-      <w:hyperlink r:id="rId71">
-        <w:r>
-          <w:rPr>
-            <w:lang w:val="fr_FR" w:bidi="fr_FR"/>
-          </w:rPr>
-          <w:rPr>
-            <w:color w:val="0000EE"/>
-            <w:u w:val="single"/>
-          </w:rPr>
-          <w:t>11:28</w:t>
-        </w:r>
-      </w:hyperlink>
+      <w:r>
+        <w:rPr>
+          <w:lang w:val="fr_FR" w:bidi="fr_FR"/>
+        </w:rPr>
+        <w:t>11:28</w:t>
+      </w:r>
       <w:r>
         <w:rPr>
           <w:lang w:val="fr_FR" w:bidi="fr_FR"/>
         </w:rPr>
         <w:t xml:space="preserve">; </w:t>
       </w:r>
-      <w:hyperlink r:id="rId72">
-        <w:r>
-          <w:rPr>
-            <w:lang w:val="fr_FR" w:bidi="fr_FR"/>
-          </w:rPr>
-          <w:rPr>
-            <w:color w:val="0000EE"/>
-            <w:u w:val="single"/>
-          </w:rPr>
-          <w:t>18:2</w:t>
-        </w:r>
-      </w:hyperlink>
+      <w:r>
+        <w:rPr>
+          <w:lang w:val="fr_FR" w:bidi="fr_FR"/>
+        </w:rPr>
+        <w:t>18:2</w:t>
+      </w:r>
       <w:r>
         <w:rPr>
           <w:lang w:val="fr_FR" w:bidi="fr_FR"/>
         </w:rPr>
         <w:t xml:space="preserve">). La fiabilité de ces informations a souvent été confirmée par des études archéologiques, géographiques et apparentées. Luc associe la fiabilité historique et le souci du détail avec un don pour des descriptions claires et évocatrices (voir, par ex., </w:t>
       </w:r>
-      <w:hyperlink r:id="rId73">
-        <w:r>
-          <w:rPr>
-            <w:lang w:val="fr_FR" w:bidi="fr_FR"/>
-          </w:rPr>
-          <w:rPr>
-            <w:color w:val="0000EE"/>
-            <w:u w:val="single"/>
-          </w:rPr>
-          <w:t>5:17–32</w:t>
-        </w:r>
-      </w:hyperlink>
+      <w:r>
+        <w:rPr>
+          <w:lang w:val="fr_FR" w:bidi="fr_FR"/>
+        </w:rPr>
+        <w:t>5:17–32</w:t>
+      </w:r>
       <w:r>
         <w:rPr>
           <w:lang w:val="fr_FR" w:bidi="fr_FR"/>
         </w:rPr>
         <w:t xml:space="preserve">; </w:t>
       </w:r>
-      <w:hyperlink r:id="rId74">
-        <w:r>
-          <w:rPr>
-            <w:lang w:val="fr_FR" w:bidi="fr_FR"/>
-          </w:rPr>
-          <w:rPr>
-            <w:color w:val="0000EE"/>
-            <w:u w:val="single"/>
-          </w:rPr>
-          <w:t>12:1–17</w:t>
-        </w:r>
-      </w:hyperlink>
+      <w:r>
+        <w:rPr>
+          <w:lang w:val="fr_FR" w:bidi="fr_FR"/>
+        </w:rPr>
+        <w:t>12:1–17</w:t>
+      </w:r>
       <w:r>
         <w:rPr>
           <w:lang w:val="fr_FR" w:bidi="fr_FR"/>
         </w:rPr>
         <w:t xml:space="preserve">; </w:t>
       </w:r>
-      <w:hyperlink r:id="rId75">
-        <w:r>
-          <w:rPr>
-            <w:lang w:val="fr_FR" w:bidi="fr_FR"/>
-          </w:rPr>
-          <w:rPr>
-            <w:color w:val="0000EE"/>
-            <w:u w:val="single"/>
-          </w:rPr>
-          <w:t>14:8–20</w:t>
-        </w:r>
-      </w:hyperlink>
+      <w:r>
+        <w:rPr>
+          <w:lang w:val="fr_FR" w:bidi="fr_FR"/>
+        </w:rPr>
+        <w:t>14:8–20</w:t>
+      </w:r>
       <w:r>
         <w:rPr>
           <w:lang w:val="fr_FR" w:bidi="fr_FR"/>
         </w:rPr>
         <w:t xml:space="preserve">; </w:t>
       </w:r>
-      <w:hyperlink r:id="rId76">
-        <w:r>
-          <w:rPr>
-            <w:lang w:val="fr_FR" w:bidi="fr_FR"/>
-          </w:rPr>
-          <w:rPr>
-            <w:color w:val="0000EE"/>
-            <w:u w:val="single"/>
-          </w:rPr>
-          <w:t>16:11–40</w:t>
-        </w:r>
-      </w:hyperlink>
+      <w:r>
+        <w:rPr>
+          <w:lang w:val="fr_FR" w:bidi="fr_FR"/>
+        </w:rPr>
+        <w:t>16:11–40</w:t>
+      </w:r>
       <w:r>
         <w:rPr>
           <w:lang w:val="fr_FR" w:bidi="fr_FR"/>
         </w:rPr>
         <w:t xml:space="preserve">; </w:t>
       </w:r>
-      <w:hyperlink r:id="rId77">
-        <w:r>
-          <w:rPr>
-            <w:lang w:val="fr_FR" w:bidi="fr_FR"/>
-          </w:rPr>
-          <w:rPr>
-            <w:color w:val="0000EE"/>
-            <w:u w:val="single"/>
-          </w:rPr>
-          <w:t>27:1–44</w:t>
-        </w:r>
-      </w:hyperlink>
+      <w:r>
+        <w:rPr>
+          <w:lang w:val="fr_FR" w:bidi="fr_FR"/>
+        </w:rPr>
+        <w:t>27:1–44</w:t>
+      </w:r>
       <w:r>
         <w:rPr>
           <w:lang w:val="fr_FR" w:bidi="fr_FR"/>
@@ -1912,108 +1462,72 @@
         </w:rPr>
         <w:t>Le livre des Actes est ponctué de discours puissants de Pierre, Etienne, Jacques et Paul (</w:t>
       </w:r>
-      <w:hyperlink r:id="rId78">
-        <w:r>
-          <w:rPr>
-            <w:lang w:val="fr_FR" w:bidi="fr_FR"/>
-          </w:rPr>
-          <w:rPr>
-            <w:color w:val="0000EE"/>
-            <w:u w:val="single"/>
-          </w:rPr>
-          <w:t>2:14–40</w:t>
-        </w:r>
-      </w:hyperlink>
+      <w:r>
+        <w:rPr>
+          <w:lang w:val="fr_FR" w:bidi="fr_FR"/>
+        </w:rPr>
+        <w:t>2:14–40</w:t>
+      </w:r>
       <w:r>
         <w:rPr>
           <w:lang w:val="fr_FR" w:bidi="fr_FR"/>
         </w:rPr>
         <w:t xml:space="preserve">; </w:t>
       </w:r>
-      <w:hyperlink r:id="rId47">
-        <w:r>
-          <w:rPr>
-            <w:lang w:val="fr_FR" w:bidi="fr_FR"/>
-          </w:rPr>
-          <w:rPr>
-            <w:color w:val="0000EE"/>
-            <w:u w:val="single"/>
-          </w:rPr>
-          <w:t>7:2–53</w:t>
-        </w:r>
-      </w:hyperlink>
+      <w:r>
+        <w:rPr>
+          <w:lang w:val="fr_FR" w:bidi="fr_FR"/>
+        </w:rPr>
+        <w:t>7:2–53</w:t>
+      </w:r>
       <w:r>
         <w:rPr>
           <w:lang w:val="fr_FR" w:bidi="fr_FR"/>
         </w:rPr>
         <w:t xml:space="preserve">; </w:t>
       </w:r>
-      <w:hyperlink r:id="rId79">
-        <w:r>
-          <w:rPr>
-            <w:lang w:val="fr_FR" w:bidi="fr_FR"/>
-          </w:rPr>
-          <w:rPr>
-            <w:color w:val="0000EE"/>
-            <w:u w:val="single"/>
-          </w:rPr>
-          <w:t>15:13–21</w:t>
-        </w:r>
-      </w:hyperlink>
+      <w:r>
+        <w:rPr>
+          <w:lang w:val="fr_FR" w:bidi="fr_FR"/>
+        </w:rPr>
+        <w:t>15:13–21</w:t>
+      </w:r>
       <w:r>
         <w:rPr>
           <w:lang w:val="fr_FR" w:bidi="fr_FR"/>
         </w:rPr>
         <w:t xml:space="preserve">; </w:t>
       </w:r>
-      <w:hyperlink r:id="rId80">
-        <w:r>
-          <w:rPr>
-            <w:lang w:val="fr_FR" w:bidi="fr_FR"/>
-          </w:rPr>
-          <w:rPr>
-            <w:color w:val="0000EE"/>
-            <w:u w:val="single"/>
-          </w:rPr>
-          <w:t>22:3–21</w:t>
-        </w:r>
-      </w:hyperlink>
+      <w:r>
+        <w:rPr>
+          <w:lang w:val="fr_FR" w:bidi="fr_FR"/>
+        </w:rPr>
+        <w:t>22:3–21</w:t>
+      </w:r>
       <w:r>
         <w:rPr>
           <w:lang w:val="fr_FR" w:bidi="fr_FR"/>
         </w:rPr>
         <w:t>). Les divers genres littéraires contenus dans ce livre correspondent remarquablement bien au cadre culturel. Le sermon de Pierre, le jour de la Pentecôte (</w:t>
       </w:r>
-      <w:hyperlink r:id="rId78">
-        <w:r>
-          <w:rPr>
-            <w:lang w:val="fr_FR" w:bidi="fr_FR"/>
-          </w:rPr>
-          <w:rPr>
-            <w:color w:val="0000EE"/>
-            <w:u w:val="single"/>
-          </w:rPr>
-          <w:t>2:14–40</w:t>
-        </w:r>
-      </w:hyperlink>
+      <w:r>
+        <w:rPr>
+          <w:lang w:val="fr_FR" w:bidi="fr_FR"/>
+        </w:rPr>
+        <w:t>2:14–40</w:t>
+      </w:r>
       <w:r>
         <w:rPr>
           <w:lang w:val="fr_FR" w:bidi="fr_FR"/>
         </w:rPr>
         <w:t>), est clairement Juif, tandis que la prédication de Paul à Athènes, devant les philosophes grecs cultivés, emploie les formes oratoires grecques (</w:t>
       </w:r>
-      <w:hyperlink r:id="rId81">
-        <w:r>
-          <w:rPr>
-            <w:lang w:val="fr_FR" w:bidi="fr_FR"/>
-          </w:rPr>
-          <w:rPr>
-            <w:color w:val="0000EE"/>
-            <w:u w:val="single"/>
-          </w:rPr>
-          <w:t>17:22–31</w:t>
-        </w:r>
-      </w:hyperlink>
+      <w:r>
+        <w:rPr>
+          <w:lang w:val="fr_FR" w:bidi="fr_FR"/>
+        </w:rPr>
+        <w:t>17:22–31</w:t>
+      </w:r>
       <w:r>
         <w:rPr>
           <w:lang w:val="fr_FR" w:bidi="fr_FR"/>
@@ -2045,450 +1559,300 @@
         </w:rPr>
         <w:t>Le livre des Actes montre que la foi chrétienne accomplit réellement les promesses de Dieu dans les Ecritures hébraïques (</w:t>
       </w:r>
-      <w:hyperlink r:id="rId82">
-        <w:r>
-          <w:rPr>
-            <w:lang w:val="fr_FR" w:bidi="fr_FR"/>
-          </w:rPr>
-          <w:rPr>
-            <w:color w:val="0000EE"/>
-            <w:u w:val="single"/>
-          </w:rPr>
-          <w:t>2:16–36</w:t>
-        </w:r>
-      </w:hyperlink>
+      <w:r>
+        <w:rPr>
+          <w:lang w:val="fr_FR" w:bidi="fr_FR"/>
+        </w:rPr>
+        <w:t>2:16–36</w:t>
+      </w:r>
       <w:r>
         <w:rPr>
           <w:lang w:val="fr_FR" w:bidi="fr_FR"/>
         </w:rPr>
         <w:t xml:space="preserve">; </w:t>
       </w:r>
-      <w:hyperlink r:id="rId83">
-        <w:r>
-          <w:rPr>
-            <w:lang w:val="fr_FR" w:bidi="fr_FR"/>
-          </w:rPr>
-          <w:rPr>
-            <w:color w:val="0000EE"/>
-            <w:u w:val="single"/>
-          </w:rPr>
-          <w:t>4:11–12</w:t>
-        </w:r>
-      </w:hyperlink>
+      <w:r>
+        <w:rPr>
+          <w:lang w:val="fr_FR" w:bidi="fr_FR"/>
+        </w:rPr>
+        <w:t>4:11–12</w:t>
+      </w:r>
       <w:r>
         <w:rPr>
           <w:lang w:val="fr_FR" w:bidi="fr_FR"/>
         </w:rPr>
         <w:t xml:space="preserve">; </w:t>
       </w:r>
-      <w:hyperlink r:id="rId84">
-        <w:r>
-          <w:rPr>
-            <w:lang w:val="fr_FR" w:bidi="fr_FR"/>
-          </w:rPr>
-          <w:rPr>
-            <w:color w:val="0000EE"/>
-            <w:u w:val="single"/>
-          </w:rPr>
-          <w:t>10:42–43</w:t>
-        </w:r>
-      </w:hyperlink>
+      <w:r>
+        <w:rPr>
+          <w:lang w:val="fr_FR" w:bidi="fr_FR"/>
+        </w:rPr>
+        <w:t>10:42–43</w:t>
+      </w:r>
       <w:r>
         <w:rPr>
           <w:lang w:val="fr_FR" w:bidi="fr_FR"/>
         </w:rPr>
         <w:t xml:space="preserve">; </w:t>
       </w:r>
-      <w:hyperlink r:id="rId85">
-        <w:r>
-          <w:rPr>
-            <w:lang w:val="fr_FR" w:bidi="fr_FR"/>
-          </w:rPr>
-          <w:rPr>
-            <w:color w:val="0000EE"/>
-            <w:u w:val="single"/>
-          </w:rPr>
-          <w:t>13:16–41</w:t>
-        </w:r>
-      </w:hyperlink>
+      <w:r>
+        <w:rPr>
+          <w:lang w:val="fr_FR" w:bidi="fr_FR"/>
+        </w:rPr>
+        <w:t>13:16–41</w:t>
+      </w:r>
       <w:r>
         <w:rPr>
           <w:lang w:val="fr_FR" w:bidi="fr_FR"/>
         </w:rPr>
         <w:t xml:space="preserve">; </w:t>
       </w:r>
-      <w:hyperlink r:id="rId86">
-        <w:r>
-          <w:rPr>
-            <w:lang w:val="fr_FR" w:bidi="fr_FR"/>
-          </w:rPr>
-          <w:rPr>
-            <w:color w:val="0000EE"/>
-            <w:u w:val="single"/>
-          </w:rPr>
-          <w:t>17:30–31</w:t>
-        </w:r>
-      </w:hyperlink>
+      <w:r>
+        <w:rPr>
+          <w:lang w:val="fr_FR" w:bidi="fr_FR"/>
+        </w:rPr>
+        <w:t>17:30–31</w:t>
+      </w:r>
       <w:r>
         <w:rPr>
           <w:lang w:val="fr_FR" w:bidi="fr_FR"/>
         </w:rPr>
         <w:t xml:space="preserve">; voir </w:t>
       </w:r>
-      <w:hyperlink r:id="rId87">
-        <w:r>
-          <w:rPr>
-            <w:lang w:val="fr_FR" w:bidi="fr_FR"/>
-          </w:rPr>
-          <w:rPr>
-            <w:color w:val="0000EE"/>
-            <w:u w:val="single"/>
-          </w:rPr>
-          <w:t>Luc 24:25–27</w:t>
-        </w:r>
-      </w:hyperlink>
+      <w:r>
+        <w:rPr>
+          <w:lang w:val="fr_FR" w:bidi="fr_FR"/>
+        </w:rPr>
+        <w:t>Luc 24:25–27</w:t>
+      </w:r>
       <w:r>
         <w:rPr>
           <w:lang w:val="fr_FR" w:bidi="fr_FR"/>
         </w:rPr>
         <w:t xml:space="preserve">, </w:t>
       </w:r>
-      <w:hyperlink r:id="rId88">
-        <w:r>
-          <w:rPr>
-            <w:lang w:val="fr_FR" w:bidi="fr_FR"/>
-          </w:rPr>
-          <w:rPr>
-            <w:color w:val="0000EE"/>
-            <w:u w:val="single"/>
-          </w:rPr>
-          <w:t>44–47</w:t>
-        </w:r>
-      </w:hyperlink>
+      <w:r>
+        <w:rPr>
+          <w:lang w:val="fr_FR" w:bidi="fr_FR"/>
+        </w:rPr>
+        <w:t>44–47</w:t>
+      </w:r>
       <w:r>
         <w:rPr>
           <w:lang w:val="fr_FR" w:bidi="fr_FR"/>
         </w:rPr>
         <w:t>). Il démontre aussi que Christ a apporté le salut (</w:t>
       </w:r>
-      <w:hyperlink r:id="rId89">
-        <w:r>
-          <w:rPr>
-            <w:lang w:val="fr_FR" w:bidi="fr_FR"/>
-          </w:rPr>
-          <w:rPr>
-            <w:color w:val="0000EE"/>
-            <w:u w:val="single"/>
-          </w:rPr>
-          <w:t>8:35</w:t>
-        </w:r>
-      </w:hyperlink>
+      <w:r>
+        <w:rPr>
+          <w:lang w:val="fr_FR" w:bidi="fr_FR"/>
+        </w:rPr>
+        <w:t>8:35</w:t>
+      </w:r>
       <w:r>
         <w:rPr>
           <w:lang w:val="fr_FR" w:bidi="fr_FR"/>
         </w:rPr>
         <w:t xml:space="preserve">; </w:t>
       </w:r>
-      <w:hyperlink r:id="rId90">
-        <w:r>
-          <w:rPr>
-            <w:lang w:val="fr_FR" w:bidi="fr_FR"/>
-          </w:rPr>
-          <w:rPr>
-            <w:color w:val="0000EE"/>
-            <w:u w:val="single"/>
-          </w:rPr>
-          <w:t>10:36</w:t>
-        </w:r>
-      </w:hyperlink>
+      <w:r>
+        <w:rPr>
+          <w:lang w:val="fr_FR" w:bidi="fr_FR"/>
+        </w:rPr>
+        <w:t>10:36</w:t>
+      </w:r>
       <w:r>
         <w:rPr>
           <w:lang w:val="fr_FR" w:bidi="fr_FR"/>
         </w:rPr>
         <w:t xml:space="preserve">; </w:t>
       </w:r>
-      <w:hyperlink r:id="rId91">
-        <w:r>
-          <w:rPr>
-            <w:lang w:val="fr_FR" w:bidi="fr_FR"/>
-          </w:rPr>
-          <w:rPr>
-            <w:color w:val="0000EE"/>
-            <w:u w:val="single"/>
-          </w:rPr>
-          <w:t>16:17</w:t>
-        </w:r>
-      </w:hyperlink>
+      <w:r>
+        <w:rPr>
+          <w:lang w:val="fr_FR" w:bidi="fr_FR"/>
+        </w:rPr>
+        <w:t>16:17</w:t>
+      </w:r>
       <w:r>
         <w:rPr>
           <w:lang w:val="fr_FR" w:bidi="fr_FR"/>
         </w:rPr>
         <w:t xml:space="preserve">, </w:t>
       </w:r>
-      <w:hyperlink r:id="rId15">
-        <w:r>
-          <w:rPr>
-            <w:lang w:val="fr_FR" w:bidi="fr_FR"/>
-          </w:rPr>
-          <w:rPr>
-            <w:color w:val="0000EE"/>
-            <w:u w:val="single"/>
-          </w:rPr>
-          <w:t>30–31</w:t>
-        </w:r>
-      </w:hyperlink>
+      <w:r>
+        <w:rPr>
+          <w:lang w:val="fr_FR" w:bidi="fr_FR"/>
+        </w:rPr>
+        <w:t>30–31</w:t>
+      </w:r>
       <w:r>
         <w:rPr>
           <w:lang w:val="fr_FR" w:bidi="fr_FR"/>
         </w:rPr>
         <w:t>), que la prière fait avancer le Royaume de Dieu (</w:t>
       </w:r>
-      <w:hyperlink r:id="rId92">
-        <w:r>
-          <w:rPr>
-            <w:lang w:val="fr_FR" w:bidi="fr_FR"/>
-          </w:rPr>
-          <w:rPr>
-            <w:color w:val="0000EE"/>
-            <w:u w:val="single"/>
-          </w:rPr>
-          <w:t>1:12–15</w:t>
-        </w:r>
-      </w:hyperlink>
+      <w:r>
+        <w:rPr>
+          <w:lang w:val="fr_FR" w:bidi="fr_FR"/>
+        </w:rPr>
+        <w:t>1:12–15</w:t>
+      </w:r>
       <w:r>
         <w:rPr>
           <w:lang w:val="fr_FR" w:bidi="fr_FR"/>
         </w:rPr>
         <w:t xml:space="preserve">; </w:t>
       </w:r>
-      <w:hyperlink r:id="rId93">
-        <w:r>
-          <w:rPr>
-            <w:lang w:val="fr_FR" w:bidi="fr_FR"/>
-          </w:rPr>
-          <w:rPr>
-            <w:color w:val="0000EE"/>
-            <w:u w:val="single"/>
-          </w:rPr>
-          <w:t>2:1–4</w:t>
-        </w:r>
-      </w:hyperlink>
+      <w:r>
+        <w:rPr>
+          <w:lang w:val="fr_FR" w:bidi="fr_FR"/>
+        </w:rPr>
+        <w:t>2:1–4</w:t>
+      </w:r>
       <w:r>
         <w:rPr>
           <w:lang w:val="fr_FR" w:bidi="fr_FR"/>
         </w:rPr>
         <w:t xml:space="preserve">; </w:t>
       </w:r>
-      <w:hyperlink r:id="rId94">
-        <w:r>
-          <w:rPr>
-            <w:lang w:val="fr_FR" w:bidi="fr_FR"/>
-          </w:rPr>
-          <w:rPr>
-            <w:color w:val="0000EE"/>
-            <w:u w:val="single"/>
-          </w:rPr>
-          <w:t>4:24–31</w:t>
-        </w:r>
-      </w:hyperlink>
+      <w:r>
+        <w:rPr>
+          <w:lang w:val="fr_FR" w:bidi="fr_FR"/>
+        </w:rPr>
+        <w:t>4:24–31</w:t>
+      </w:r>
       <w:r>
         <w:rPr>
           <w:lang w:val="fr_FR" w:bidi="fr_FR"/>
         </w:rPr>
         <w:t xml:space="preserve">; </w:t>
       </w:r>
-      <w:hyperlink r:id="rId95">
-        <w:r>
-          <w:rPr>
-            <w:lang w:val="fr_FR" w:bidi="fr_FR"/>
-          </w:rPr>
-          <w:rPr>
-            <w:color w:val="0000EE"/>
-            <w:u w:val="single"/>
-          </w:rPr>
-          <w:t>12:5</w:t>
-        </w:r>
-      </w:hyperlink>
+      <w:r>
+        <w:rPr>
+          <w:lang w:val="fr_FR" w:bidi="fr_FR"/>
+        </w:rPr>
+        <w:t>12:5</w:t>
+      </w:r>
       <w:r>
         <w:rPr>
           <w:lang w:val="fr_FR" w:bidi="fr_FR"/>
         </w:rPr>
         <w:t>) et que le Saint-Esprit donne au peuple de Dieu la force et la capacité d’accomplir sa mission (</w:t>
       </w:r>
-      <w:hyperlink r:id="rId20">
-        <w:r>
-          <w:rPr>
-            <w:lang w:val="fr_FR" w:bidi="fr_FR"/>
-          </w:rPr>
-          <w:rPr>
-            <w:color w:val="0000EE"/>
-            <w:u w:val="single"/>
-          </w:rPr>
-          <w:t>1:8</w:t>
-        </w:r>
-      </w:hyperlink>
+      <w:r>
+        <w:rPr>
+          <w:lang w:val="fr_FR" w:bidi="fr_FR"/>
+        </w:rPr>
+        <w:t>1:8</w:t>
+      </w:r>
       <w:r>
         <w:rPr>
           <w:lang w:val="fr_FR" w:bidi="fr_FR"/>
         </w:rPr>
         <w:t xml:space="preserve">; </w:t>
       </w:r>
-      <w:hyperlink r:id="rId96">
-        <w:r>
-          <w:rPr>
-            <w:lang w:val="fr_FR" w:bidi="fr_FR"/>
-          </w:rPr>
-          <w:rPr>
-            <w:color w:val="0000EE"/>
-            <w:u w:val="single"/>
-          </w:rPr>
-          <w:t>4:8</w:t>
-        </w:r>
-      </w:hyperlink>
+      <w:r>
+        <w:rPr>
+          <w:lang w:val="fr_FR" w:bidi="fr_FR"/>
+        </w:rPr>
+        <w:t>4:8</w:t>
+      </w:r>
       <w:r>
         <w:rPr>
           <w:lang w:val="fr_FR" w:bidi="fr_FR"/>
         </w:rPr>
         <w:t xml:space="preserve">, </w:t>
       </w:r>
-      <w:hyperlink r:id="rId97">
-        <w:r>
-          <w:rPr>
-            <w:lang w:val="fr_FR" w:bidi="fr_FR"/>
-          </w:rPr>
-          <w:rPr>
-            <w:color w:val="0000EE"/>
-            <w:u w:val="single"/>
-          </w:rPr>
-          <w:t>31</w:t>
-        </w:r>
-      </w:hyperlink>
+      <w:r>
+        <w:rPr>
+          <w:lang w:val="fr_FR" w:bidi="fr_FR"/>
+        </w:rPr>
+        <w:t>31</w:t>
+      </w:r>
       <w:r>
         <w:rPr>
           <w:lang w:val="fr_FR" w:bidi="fr_FR"/>
         </w:rPr>
         <w:t xml:space="preserve">; </w:t>
       </w:r>
-      <w:hyperlink r:id="rId98">
-        <w:r>
-          <w:rPr>
-            <w:lang w:val="fr_FR" w:bidi="fr_FR"/>
-          </w:rPr>
-          <w:rPr>
-            <w:color w:val="0000EE"/>
-            <w:u w:val="single"/>
-          </w:rPr>
-          <w:t>6:3</w:t>
-        </w:r>
-      </w:hyperlink>
+      <w:r>
+        <w:rPr>
+          <w:lang w:val="fr_FR" w:bidi="fr_FR"/>
+        </w:rPr>
+        <w:t>6:3</w:t>
+      </w:r>
       <w:r>
         <w:rPr>
           <w:lang w:val="fr_FR" w:bidi="fr_FR"/>
         </w:rPr>
         <w:t xml:space="preserve">, </w:t>
       </w:r>
-      <w:hyperlink r:id="rId99">
-        <w:r>
-          <w:rPr>
-            <w:lang w:val="fr_FR" w:bidi="fr_FR"/>
-          </w:rPr>
-          <w:rPr>
-            <w:color w:val="0000EE"/>
-            <w:u w:val="single"/>
-          </w:rPr>
-          <w:t>5</w:t>
-        </w:r>
-      </w:hyperlink>
+      <w:r>
+        <w:rPr>
+          <w:lang w:val="fr_FR" w:bidi="fr_FR"/>
+        </w:rPr>
+        <w:t>5</w:t>
+      </w:r>
       <w:r>
         <w:rPr>
           <w:lang w:val="fr_FR" w:bidi="fr_FR"/>
         </w:rPr>
         <w:t xml:space="preserve">, </w:t>
       </w:r>
-      <w:hyperlink r:id="rId100">
-        <w:r>
-          <w:rPr>
-            <w:lang w:val="fr_FR" w:bidi="fr_FR"/>
-          </w:rPr>
-          <w:rPr>
-            <w:color w:val="0000EE"/>
-            <w:u w:val="single"/>
-          </w:rPr>
-          <w:t>10</w:t>
-        </w:r>
-      </w:hyperlink>
+      <w:r>
+        <w:rPr>
+          <w:lang w:val="fr_FR" w:bidi="fr_FR"/>
+        </w:rPr>
+        <w:t>10</w:t>
+      </w:r>
       <w:r>
         <w:rPr>
           <w:lang w:val="fr_FR" w:bidi="fr_FR"/>
         </w:rPr>
         <w:t xml:space="preserve">; </w:t>
       </w:r>
-      <w:hyperlink r:id="rId101">
-        <w:r>
-          <w:rPr>
-            <w:lang w:val="fr_FR" w:bidi="fr_FR"/>
-          </w:rPr>
-          <w:rPr>
-            <w:color w:val="0000EE"/>
-            <w:u w:val="single"/>
-          </w:rPr>
-          <w:t>7:55</w:t>
-        </w:r>
-      </w:hyperlink>
+      <w:r>
+        <w:rPr>
+          <w:lang w:val="fr_FR" w:bidi="fr_FR"/>
+        </w:rPr>
+        <w:t>7:55</w:t>
+      </w:r>
       <w:r>
         <w:rPr>
           <w:lang w:val="fr_FR" w:bidi="fr_FR"/>
         </w:rPr>
         <w:t xml:space="preserve">; </w:t>
       </w:r>
-      <w:hyperlink r:id="rId102">
-        <w:r>
-          <w:rPr>
-            <w:lang w:val="fr_FR" w:bidi="fr_FR"/>
-          </w:rPr>
-          <w:rPr>
-            <w:color w:val="0000EE"/>
-            <w:u w:val="single"/>
-          </w:rPr>
-          <w:t>11:24</w:t>
-        </w:r>
-      </w:hyperlink>
+      <w:r>
+        <w:rPr>
+          <w:lang w:val="fr_FR" w:bidi="fr_FR"/>
+        </w:rPr>
+        <w:t>11:24</w:t>
+      </w:r>
       <w:r>
         <w:rPr>
           <w:lang w:val="fr_FR" w:bidi="fr_FR"/>
         </w:rPr>
         <w:t xml:space="preserve">; </w:t>
       </w:r>
-      <w:hyperlink r:id="rId103">
-        <w:r>
-          <w:rPr>
-            <w:lang w:val="fr_FR" w:bidi="fr_FR"/>
-          </w:rPr>
-          <w:rPr>
-            <w:color w:val="0000EE"/>
-            <w:u w:val="single"/>
-          </w:rPr>
-          <w:t>13:9</w:t>
-        </w:r>
-      </w:hyperlink>
+      <w:r>
+        <w:rPr>
+          <w:lang w:val="fr_FR" w:bidi="fr_FR"/>
+        </w:rPr>
+        <w:t>13:9</w:t>
+      </w:r>
       <w:r>
         <w:rPr>
           <w:lang w:val="fr_FR" w:bidi="fr_FR"/>
         </w:rPr>
         <w:t xml:space="preserve">, </w:t>
       </w:r>
-      <w:hyperlink r:id="rId104">
-        <w:r>
-          <w:rPr>
-            <w:lang w:val="fr_FR" w:bidi="fr_FR"/>
-          </w:rPr>
-          <w:rPr>
-            <w:color w:val="0000EE"/>
-            <w:u w:val="single"/>
-          </w:rPr>
-          <w:t>52</w:t>
-        </w:r>
-      </w:hyperlink>
+      <w:r>
+        <w:rPr>
+          <w:lang w:val="fr_FR" w:bidi="fr_FR"/>
+        </w:rPr>
+        <w:t>52</w:t>
+      </w:r>
       <w:r>
         <w:rPr>
           <w:lang w:val="fr_FR" w:bidi="fr_FR"/>
@@ -2509,252 +1873,168 @@
         </w:rPr>
         <w:t>Le livre des Actes souligne l’importance des personnes que Dieu a choisies pour annoncer son message et témoigner de Christ. Pour commencer, les apôtres, notamment Pierre, témoignent de la vie et du ministère de Jésus (</w:t>
       </w:r>
-      <w:hyperlink r:id="rId105">
-        <w:r>
-          <w:rPr>
-            <w:lang w:val="fr_FR" w:bidi="fr_FR"/>
-          </w:rPr>
-          <w:rPr>
-            <w:color w:val="0000EE"/>
-            <w:u w:val="single"/>
-          </w:rPr>
-          <w:t>1:22</w:t>
-        </w:r>
-      </w:hyperlink>
+      <w:r>
+        <w:rPr>
+          <w:lang w:val="fr_FR" w:bidi="fr_FR"/>
+        </w:rPr>
+        <w:t>1:22</w:t>
+      </w:r>
       <w:r>
         <w:rPr>
           <w:lang w:val="fr_FR" w:bidi="fr_FR"/>
         </w:rPr>
         <w:t xml:space="preserve">; </w:t>
       </w:r>
-      <w:hyperlink r:id="rId106">
-        <w:r>
-          <w:rPr>
-            <w:lang w:val="fr_FR" w:bidi="fr_FR"/>
-          </w:rPr>
-          <w:rPr>
-            <w:color w:val="0000EE"/>
-            <w:u w:val="single"/>
-          </w:rPr>
-          <w:t>10:39–41</w:t>
-        </w:r>
-      </w:hyperlink>
+      <w:r>
+        <w:rPr>
+          <w:lang w:val="fr_FR" w:bidi="fr_FR"/>
+        </w:rPr>
+        <w:t>10:39–41</w:t>
+      </w:r>
       <w:r>
         <w:rPr>
           <w:lang w:val="fr_FR" w:bidi="fr_FR"/>
         </w:rPr>
         <w:t xml:space="preserve">; voir </w:t>
       </w:r>
-      <w:hyperlink r:id="rId107">
-        <w:r>
-          <w:rPr>
-            <w:lang w:val="fr_FR" w:bidi="fr_FR"/>
-          </w:rPr>
-          <w:rPr>
-            <w:color w:val="0000EE"/>
-            <w:u w:val="single"/>
-          </w:rPr>
-          <w:t>Luc 1:2</w:t>
-        </w:r>
-      </w:hyperlink>
+      <w:r>
+        <w:rPr>
+          <w:lang w:val="fr_FR" w:bidi="fr_FR"/>
+        </w:rPr>
+        <w:t>Luc 1:2</w:t>
+      </w:r>
       <w:r>
         <w:rPr>
           <w:lang w:val="fr_FR" w:bidi="fr_FR"/>
         </w:rPr>
         <w:t>) et démontre l’importance de Jésus dans le plan de Dieu pour racheter l’humanité (</w:t>
       </w:r>
-      <w:hyperlink r:id="rId108">
-        <w:r>
-          <w:rPr>
-            <w:lang w:val="fr_FR" w:bidi="fr_FR"/>
-          </w:rPr>
-          <w:rPr>
-            <w:color w:val="0000EE"/>
-            <w:u w:val="single"/>
-          </w:rPr>
-          <w:t>2:40</w:t>
-        </w:r>
-      </w:hyperlink>
+      <w:r>
+        <w:rPr>
+          <w:lang w:val="fr_FR" w:bidi="fr_FR"/>
+        </w:rPr>
+        <w:t>2:40</w:t>
+      </w:r>
       <w:r>
         <w:rPr>
           <w:lang w:val="fr_FR" w:bidi="fr_FR"/>
         </w:rPr>
         <w:t xml:space="preserve">; </w:t>
       </w:r>
-      <w:hyperlink r:id="rId109">
-        <w:r>
-          <w:rPr>
-            <w:lang w:val="fr_FR" w:bidi="fr_FR"/>
-          </w:rPr>
-          <w:rPr>
-            <w:color w:val="0000EE"/>
-            <w:u w:val="single"/>
-          </w:rPr>
-          <w:t>3:15</w:t>
-        </w:r>
-      </w:hyperlink>
+      <w:r>
+        <w:rPr>
+          <w:lang w:val="fr_FR" w:bidi="fr_FR"/>
+        </w:rPr>
+        <w:t>3:15</w:t>
+      </w:r>
       <w:r>
         <w:rPr>
           <w:lang w:val="fr_FR" w:bidi="fr_FR"/>
         </w:rPr>
         <w:t xml:space="preserve">; </w:t>
       </w:r>
-      <w:hyperlink r:id="rId110">
-        <w:r>
-          <w:rPr>
-            <w:lang w:val="fr_FR" w:bidi="fr_FR"/>
-          </w:rPr>
-          <w:rPr>
-            <w:color w:val="0000EE"/>
-            <w:u w:val="single"/>
-          </w:rPr>
-          <w:t>4:33</w:t>
-        </w:r>
-      </w:hyperlink>
+      <w:r>
+        <w:rPr>
+          <w:lang w:val="fr_FR" w:bidi="fr_FR"/>
+        </w:rPr>
+        <w:t>4:33</w:t>
+      </w:r>
       <w:r>
         <w:rPr>
           <w:lang w:val="fr_FR" w:bidi="fr_FR"/>
         </w:rPr>
         <w:t xml:space="preserve">; </w:t>
       </w:r>
-      <w:hyperlink r:id="rId111">
-        <w:r>
-          <w:rPr>
-            <w:lang w:val="fr_FR" w:bidi="fr_FR"/>
-          </w:rPr>
-          <w:rPr>
-            <w:color w:val="0000EE"/>
-            <w:u w:val="single"/>
-          </w:rPr>
-          <w:t>10:42</w:t>
-        </w:r>
-      </w:hyperlink>
+      <w:r>
+        <w:rPr>
+          <w:lang w:val="fr_FR" w:bidi="fr_FR"/>
+        </w:rPr>
+        <w:t>10:42</w:t>
+      </w:r>
       <w:r>
         <w:rPr>
           <w:lang w:val="fr_FR" w:bidi="fr_FR"/>
         </w:rPr>
         <w:t>). Par la suite, d’autres responsables chrétiens ont partagé la tâche de témoigner de leur Seigneur. Etienne et Philippe sont deux beaux exemples de témoins courageux de leur foi (</w:t>
       </w:r>
-      <w:hyperlink r:id="rId47">
-        <w:r>
-          <w:rPr>
-            <w:lang w:val="fr_FR" w:bidi="fr_FR"/>
-          </w:rPr>
-          <w:rPr>
-            <w:color w:val="0000EE"/>
-            <w:u w:val="single"/>
-          </w:rPr>
-          <w:t>7:2–53</w:t>
-        </w:r>
-      </w:hyperlink>
+      <w:r>
+        <w:rPr>
+          <w:lang w:val="fr_FR" w:bidi="fr_FR"/>
+        </w:rPr>
+        <w:t>7:2–53</w:t>
+      </w:r>
       <w:r>
         <w:rPr>
           <w:lang w:val="fr_FR" w:bidi="fr_FR"/>
         </w:rPr>
         <w:t xml:space="preserve">; </w:t>
       </w:r>
-      <w:hyperlink r:id="rId112">
-        <w:r>
-          <w:rPr>
-            <w:lang w:val="fr_FR" w:bidi="fr_FR"/>
-          </w:rPr>
-          <w:rPr>
-            <w:color w:val="0000EE"/>
-            <w:u w:val="single"/>
-          </w:rPr>
-          <w:t>8:4–40</w:t>
-        </w:r>
-      </w:hyperlink>
+      <w:r>
+        <w:rPr>
+          <w:lang w:val="fr_FR" w:bidi="fr_FR"/>
+        </w:rPr>
+        <w:t>8:4–40</w:t>
+      </w:r>
       <w:r>
         <w:rPr>
           <w:lang w:val="fr_FR" w:bidi="fr_FR"/>
         </w:rPr>
         <w:t xml:space="preserve">). D’autres chrétiens témoignaient tout simplement de leur foi lorsque l’occasion se présentait (voir, par ex., </w:t>
       </w:r>
-      <w:hyperlink r:id="rId113">
-        <w:r>
-          <w:rPr>
-            <w:lang w:val="fr_FR" w:bidi="fr_FR"/>
-          </w:rPr>
-          <w:rPr>
-            <w:color w:val="0000EE"/>
-            <w:u w:val="single"/>
-          </w:rPr>
-          <w:t>8:1–4</w:t>
-        </w:r>
-      </w:hyperlink>
+      <w:r>
+        <w:rPr>
+          <w:lang w:val="fr_FR" w:bidi="fr_FR"/>
+        </w:rPr>
+        <w:t>8:1–4</w:t>
+      </w:r>
       <w:r>
         <w:rPr>
           <w:lang w:val="fr_FR" w:bidi="fr_FR"/>
         </w:rPr>
         <w:t xml:space="preserve">; </w:t>
       </w:r>
-      <w:hyperlink r:id="rId114">
-        <w:r>
-          <w:rPr>
-            <w:lang w:val="fr_FR" w:bidi="fr_FR"/>
-          </w:rPr>
-          <w:rPr>
-            <w:color w:val="0000EE"/>
-            <w:u w:val="single"/>
-          </w:rPr>
-          <w:t>11:19–21</w:t>
-        </w:r>
-      </w:hyperlink>
+      <w:r>
+        <w:rPr>
+          <w:lang w:val="fr_FR" w:bidi="fr_FR"/>
+        </w:rPr>
+        <w:t>11:19–21</w:t>
+      </w:r>
       <w:r>
         <w:rPr>
           <w:lang w:val="fr_FR" w:bidi="fr_FR"/>
         </w:rPr>
         <w:t>). Par la suite, Dieu a appelé Paul à être « choisi et je l'utiliserai pour faire connaître mon nom aux autres peuples et à leurs rois, ainsi qu'aux Israélites.» (</w:t>
       </w:r>
-      <w:hyperlink r:id="rId29">
-        <w:r>
-          <w:rPr>
-            <w:lang w:val="fr_FR" w:bidi="fr_FR"/>
-          </w:rPr>
-          <w:rPr>
-            <w:color w:val="0000EE"/>
-            <w:u w:val="single"/>
-          </w:rPr>
-          <w:t>9:15</w:t>
-        </w:r>
-      </w:hyperlink>
+      <w:r>
+        <w:rPr>
+          <w:lang w:val="fr_FR" w:bidi="fr_FR"/>
+        </w:rPr>
+        <w:t>9:15</w:t>
+      </w:r>
       <w:r>
         <w:rPr>
           <w:lang w:val="fr_FR" w:bidi="fr_FR"/>
         </w:rPr>
         <w:t xml:space="preserve">; </w:t>
       </w:r>
-      <w:hyperlink r:id="rId115">
-        <w:r>
-          <w:rPr>
-            <w:lang w:val="fr_FR" w:bidi="fr_FR"/>
-          </w:rPr>
-          <w:rPr>
-            <w:color w:val="0000EE"/>
-            <w:u w:val="single"/>
-          </w:rPr>
-          <w:t>22:1–21</w:t>
-        </w:r>
-      </w:hyperlink>
+      <w:r>
+        <w:rPr>
+          <w:lang w:val="fr_FR" w:bidi="fr_FR"/>
+        </w:rPr>
+        <w:t>22:1–21</w:t>
+      </w:r>
       <w:r>
         <w:rPr>
           <w:lang w:val="fr_FR" w:bidi="fr_FR"/>
         </w:rPr>
         <w:t xml:space="preserve">; </w:t>
       </w:r>
-      <w:hyperlink r:id="rId116">
-        <w:r>
-          <w:rPr>
-            <w:lang w:val="fr_FR" w:bidi="fr_FR"/>
-          </w:rPr>
-          <w:rPr>
-            <w:color w:val="0000EE"/>
-            <w:u w:val="single"/>
-          </w:rPr>
-          <w:t>26:2–23</w:t>
-        </w:r>
-      </w:hyperlink>
+      <w:r>
+        <w:rPr>
+          <w:lang w:val="fr_FR" w:bidi="fr_FR"/>
+        </w:rPr>
+        <w:t>26:2–23</w:t>
+      </w:r>
       <w:r>
         <w:rPr>
           <w:lang w:val="fr_FR" w:bidi="fr_FR"/>
@@ -2775,180 +2055,120 @@
         </w:rPr>
         <w:t>Les Apôtres annonçaient que la mort et la résurrection de Jésus étaient le plan de Dieu pour l’accomplissement des Ecritures (</w:t>
       </w:r>
-      <w:hyperlink r:id="rId117">
-        <w:r>
-          <w:rPr>
-            <w:lang w:val="fr_FR" w:bidi="fr_FR"/>
-          </w:rPr>
-          <w:rPr>
-            <w:color w:val="0000EE"/>
-            <w:u w:val="single"/>
-          </w:rPr>
-          <w:t>2:22–36</w:t>
-        </w:r>
-      </w:hyperlink>
+      <w:r>
+        <w:rPr>
+          <w:lang w:val="fr_FR" w:bidi="fr_FR"/>
+        </w:rPr>
+        <w:t>2:22–36</w:t>
+      </w:r>
       <w:r>
         <w:rPr>
           <w:lang w:val="fr_FR" w:bidi="fr_FR"/>
         </w:rPr>
         <w:t xml:space="preserve">; </w:t>
       </w:r>
-      <w:hyperlink r:id="rId109">
-        <w:r>
-          <w:rPr>
-            <w:lang w:val="fr_FR" w:bidi="fr_FR"/>
-          </w:rPr>
-          <w:rPr>
-            <w:color w:val="0000EE"/>
-            <w:u w:val="single"/>
-          </w:rPr>
-          <w:t>3:15</w:t>
-        </w:r>
-      </w:hyperlink>
+      <w:r>
+        <w:rPr>
+          <w:lang w:val="fr_FR" w:bidi="fr_FR"/>
+        </w:rPr>
+        <w:t>3:15</w:t>
+      </w:r>
       <w:r>
         <w:rPr>
           <w:lang w:val="fr_FR" w:bidi="fr_FR"/>
         </w:rPr>
         <w:t xml:space="preserve">; </w:t>
       </w:r>
-      <w:hyperlink r:id="rId118">
-        <w:r>
-          <w:rPr>
-            <w:lang w:val="fr_FR" w:bidi="fr_FR"/>
-          </w:rPr>
-          <w:rPr>
-            <w:color w:val="0000EE"/>
-            <w:u w:val="single"/>
-          </w:rPr>
-          <w:t>4:27–28</w:t>
-        </w:r>
-      </w:hyperlink>
+      <w:r>
+        <w:rPr>
+          <w:lang w:val="fr_FR" w:bidi="fr_FR"/>
+        </w:rPr>
+        <w:t>4:27–28</w:t>
+      </w:r>
       <w:r>
         <w:rPr>
           <w:lang w:val="fr_FR" w:bidi="fr_FR"/>
         </w:rPr>
         <w:t xml:space="preserve">, </w:t>
       </w:r>
-      <w:hyperlink r:id="rId110">
-        <w:r>
-          <w:rPr>
-            <w:lang w:val="fr_FR" w:bidi="fr_FR"/>
-          </w:rPr>
-          <w:rPr>
-            <w:color w:val="0000EE"/>
-            <w:u w:val="single"/>
-          </w:rPr>
-          <w:t>33</w:t>
-        </w:r>
-      </w:hyperlink>
+      <w:r>
+        <w:rPr>
+          <w:lang w:val="fr_FR" w:bidi="fr_FR"/>
+        </w:rPr>
+        <w:t>33</w:t>
+      </w:r>
       <w:r>
         <w:rPr>
           <w:lang w:val="fr_FR" w:bidi="fr_FR"/>
         </w:rPr>
         <w:t xml:space="preserve">; </w:t>
       </w:r>
-      <w:hyperlink r:id="rId119">
-        <w:r>
-          <w:rPr>
-            <w:lang w:val="fr_FR" w:bidi="fr_FR"/>
-          </w:rPr>
-          <w:rPr>
-            <w:color w:val="0000EE"/>
-            <w:u w:val="single"/>
-          </w:rPr>
-          <w:t>7:52</w:t>
-        </w:r>
-      </w:hyperlink>
+      <w:r>
+        <w:rPr>
+          <w:lang w:val="fr_FR" w:bidi="fr_FR"/>
+        </w:rPr>
+        <w:t>7:52</w:t>
+      </w:r>
       <w:r>
         <w:rPr>
           <w:lang w:val="fr_FR" w:bidi="fr_FR"/>
         </w:rPr>
         <w:t xml:space="preserve">; </w:t>
       </w:r>
-      <w:hyperlink r:id="rId120">
-        <w:r>
-          <w:rPr>
-            <w:lang w:val="fr_FR" w:bidi="fr_FR"/>
-          </w:rPr>
-          <w:rPr>
-            <w:color w:val="0000EE"/>
-            <w:u w:val="single"/>
-          </w:rPr>
-          <w:t>8:32–35</w:t>
-        </w:r>
-      </w:hyperlink>
+      <w:r>
+        <w:rPr>
+          <w:lang w:val="fr_FR" w:bidi="fr_FR"/>
+        </w:rPr>
+        <w:t>8:32–35</w:t>
+      </w:r>
       <w:r>
         <w:rPr>
           <w:lang w:val="fr_FR" w:bidi="fr_FR"/>
         </w:rPr>
         <w:t xml:space="preserve">; </w:t>
       </w:r>
-      <w:hyperlink r:id="rId121">
-        <w:r>
-          <w:rPr>
-            <w:lang w:val="fr_FR" w:bidi="fr_FR"/>
-          </w:rPr>
-          <w:rPr>
-            <w:color w:val="0000EE"/>
-            <w:u w:val="single"/>
-          </w:rPr>
-          <w:t>10:38–43</w:t>
-        </w:r>
-      </w:hyperlink>
+      <w:r>
+        <w:rPr>
+          <w:lang w:val="fr_FR" w:bidi="fr_FR"/>
+        </w:rPr>
+        <w:t>10:38–43</w:t>
+      </w:r>
       <w:r>
         <w:rPr>
           <w:lang w:val="fr_FR" w:bidi="fr_FR"/>
         </w:rPr>
         <w:t xml:space="preserve">; </w:t>
       </w:r>
-      <w:hyperlink r:id="rId122">
-        <w:r>
-          <w:rPr>
-            <w:lang w:val="fr_FR" w:bidi="fr_FR"/>
-          </w:rPr>
-          <w:rPr>
-            <w:color w:val="0000EE"/>
-            <w:u w:val="single"/>
-          </w:rPr>
-          <w:t>13:26–39</w:t>
-        </w:r>
-      </w:hyperlink>
+      <w:r>
+        <w:rPr>
+          <w:lang w:val="fr_FR" w:bidi="fr_FR"/>
+        </w:rPr>
+        <w:t>13:26–39</w:t>
+      </w:r>
       <w:r>
         <w:rPr>
           <w:lang w:val="fr_FR" w:bidi="fr_FR"/>
         </w:rPr>
         <w:t>). Jésus est celui qui a été choisi pour racheter l’humanité. Le message des apôtres était : « Crois au Seigneur Jésus, et tu seras sauvé » (</w:t>
       </w:r>
-      <w:hyperlink r:id="rId123">
-        <w:r>
-          <w:rPr>
-            <w:lang w:val="fr_FR" w:bidi="fr_FR"/>
-          </w:rPr>
-          <w:rPr>
-            <w:color w:val="0000EE"/>
-            <w:u w:val="single"/>
-          </w:rPr>
-          <w:t>16:31</w:t>
-        </w:r>
-      </w:hyperlink>
+      <w:r>
+        <w:rPr>
+          <w:lang w:val="fr_FR" w:bidi="fr_FR"/>
+        </w:rPr>
+        <w:t>16:31</w:t>
+      </w:r>
       <w:r>
         <w:rPr>
           <w:lang w:val="fr_FR" w:bidi="fr_FR"/>
         </w:rPr>
         <w:t>). Dieu offre sa grâce et son pardon à tous, « la paix par Jésus Christ, qui est le Seigneur de tous » (</w:t>
       </w:r>
-      <w:hyperlink r:id="rId90">
-        <w:r>
-          <w:rPr>
-            <w:lang w:val="fr_FR" w:bidi="fr_FR"/>
-          </w:rPr>
-          <w:rPr>
-            <w:color w:val="0000EE"/>
-            <w:u w:val="single"/>
-          </w:rPr>
-          <w:t>10:36</w:t>
-        </w:r>
-      </w:hyperlink>
+      <w:r>
+        <w:rPr>
+          <w:lang w:val="fr_FR" w:bidi="fr_FR"/>
+        </w:rPr>
+        <w:t>10:36</w:t>
+      </w:r>
       <w:r>
         <w:rPr>
           <w:lang w:val="fr_FR" w:bidi="fr_FR"/>
@@ -2969,36 +2189,24 @@
         </w:rPr>
         <w:t>Enfin, le livre des Actes démontre qu’aucune opposition ne peut empêcher la Bonne Nouvelle de Jésus-Christ de se répandre. Les messagers de cette bonne nouvelle ont fait face à la prison, à la violence physique et même à la mort. Malgré cela, le message de ce petit groupe réuni à Jérusalem a continué à se répandre (</w:t>
       </w:r>
-      <w:hyperlink r:id="rId124">
-        <w:r>
-          <w:rPr>
-            <w:lang w:val="fr_FR" w:bidi="fr_FR"/>
-          </w:rPr>
-          <w:rPr>
-            <w:color w:val="0000EE"/>
-            <w:u w:val="single"/>
-          </w:rPr>
-          <w:t>1:12–14</w:t>
-        </w:r>
-      </w:hyperlink>
+      <w:r>
+        <w:rPr>
+          <w:lang w:val="fr_FR" w:bidi="fr_FR"/>
+        </w:rPr>
+        <w:t>1:12–14</w:t>
+      </w:r>
       <w:r>
         <w:rPr>
           <w:lang w:val="fr_FR" w:bidi="fr_FR"/>
         </w:rPr>
         <w:t>) parmi les Juifs et les non-Juifs à travers le monde romain. En fait, le livre des Actes conclut sur Paul qui annonce ce message librement à Rome, la plus grande ville du monde biblique (</w:t>
       </w:r>
-      <w:hyperlink r:id="rId125">
-        <w:r>
-          <w:rPr>
-            <w:lang w:val="fr_FR" w:bidi="fr_FR"/>
-          </w:rPr>
-          <w:rPr>
-            <w:color w:val="0000EE"/>
-            <w:u w:val="single"/>
-          </w:rPr>
-          <w:t>28:30–31</w:t>
-        </w:r>
-      </w:hyperlink>
+      <w:r>
+        <w:rPr>
+          <w:lang w:val="fr_FR" w:bidi="fr_FR"/>
+        </w:rPr>
+        <w:t>28:30–31</w:t>
+      </w:r>
       <w:r>
         <w:rPr>
           <w:lang w:val="fr_FR" w:bidi="fr_FR"/>
@@ -3044,36 +2252,24 @@
         </w:rPr>
         <w:t>Evénements survenus entre 30 et 50 ap. J.-C. Nous savons par des sources romaines que Hérode Agrippa I est mort en 44 ap. J.-C. (</w:t>
       </w:r>
-      <w:hyperlink r:id="rId126">
-        <w:r>
-          <w:rPr>
-            <w:lang w:val="fr_FR" w:bidi="fr_FR"/>
-          </w:rPr>
-          <w:rPr>
-            <w:color w:val="0000EE"/>
-            <w:u w:val="single"/>
-          </w:rPr>
-          <w:t>Actes 12:23</w:t>
-        </w:r>
-      </w:hyperlink>
+      <w:r>
+        <w:rPr>
+          <w:lang w:val="fr_FR" w:bidi="fr_FR"/>
+        </w:rPr>
+        <w:t>Actes 12:23</w:t>
+      </w:r>
       <w:r>
         <w:rPr>
           <w:lang w:val="fr_FR" w:bidi="fr_FR"/>
         </w:rPr>
         <w:t>). L’exécution de l’apôtre Jean et l’emprisonnement de Pierre (</w:t>
       </w:r>
-      <w:hyperlink r:id="rId127">
-        <w:r>
-          <w:rPr>
-            <w:lang w:val="fr_FR" w:bidi="fr_FR"/>
-          </w:rPr>
-          <w:rPr>
-            <w:color w:val="0000EE"/>
-            <w:u w:val="single"/>
-          </w:rPr>
-          <w:t>12:2–17</w:t>
-        </w:r>
-      </w:hyperlink>
+      <w:r>
+        <w:rPr>
+          <w:lang w:val="fr_FR" w:bidi="fr_FR"/>
+        </w:rPr>
+        <w:t>12:2–17</w:t>
+      </w:r>
       <w:r>
         <w:rPr>
           <w:lang w:val="fr_FR" w:bidi="fr_FR"/>
@@ -3094,36 +2290,24 @@
         </w:rPr>
         <w:t>La famine prophétisée par Agabus est survenue en Judée pendant le règne de l’Empereur Claude (</w:t>
       </w:r>
-      <w:hyperlink r:id="rId128">
-        <w:r>
-          <w:rPr>
-            <w:lang w:val="fr_FR" w:bidi="fr_FR"/>
-          </w:rPr>
-          <w:rPr>
-            <w:color w:val="0000EE"/>
-            <w:u w:val="single"/>
-          </w:rPr>
-          <w:t>11:28–29</w:t>
-        </w:r>
-      </w:hyperlink>
+      <w:r>
+        <w:rPr>
+          <w:lang w:val="fr_FR" w:bidi="fr_FR"/>
+        </w:rPr>
+        <w:t>11:28–29</w:t>
+      </w:r>
       <w:r>
         <w:rPr>
           <w:lang w:val="fr_FR" w:bidi="fr_FR"/>
         </w:rPr>
         <w:t>). Lorsque l’église d’Antioche a envoyé de l’aide à celle de Jérusalem, Barnabas et Paul ont été choisis pour leur apporter l’argent (</w:t>
       </w:r>
-      <w:hyperlink r:id="rId129">
-        <w:r>
-          <w:rPr>
-            <w:lang w:val="fr_FR" w:bidi="fr_FR"/>
-          </w:rPr>
-          <w:rPr>
-            <w:color w:val="0000EE"/>
-            <w:u w:val="single"/>
-          </w:rPr>
-          <w:t>11:29–30</w:t>
-        </w:r>
-      </w:hyperlink>
+      <w:r>
+        <w:rPr>
+          <w:lang w:val="fr_FR" w:bidi="fr_FR"/>
+        </w:rPr>
+        <w:t>11:29–30</w:t>
+      </w:r>
       <w:r>
         <w:rPr>
           <w:lang w:val="fr_FR" w:bidi="fr_FR"/>
@@ -3144,72 +2328,48 @@
         </w:rPr>
         <w:t>Alors que Paul était à Corinthe pour son deuxième voyage missionnaire, Gallion était gouverneur d’Achaïe (</w:t>
       </w:r>
-      <w:hyperlink r:id="rId130">
-        <w:r>
-          <w:rPr>
-            <w:lang w:val="fr_FR" w:bidi="fr_FR"/>
-          </w:rPr>
-          <w:rPr>
-            <w:color w:val="0000EE"/>
-            <w:u w:val="single"/>
-          </w:rPr>
-          <w:t>18:12</w:t>
-        </w:r>
-      </w:hyperlink>
+      <w:r>
+        <w:rPr>
+          <w:lang w:val="fr_FR" w:bidi="fr_FR"/>
+        </w:rPr>
+        <w:t>18:12</w:t>
+      </w:r>
       <w:r>
         <w:rPr>
           <w:lang w:val="fr_FR" w:bidi="fr_FR"/>
         </w:rPr>
         <w:t xml:space="preserve">)‌. Une inscription découverte dans la ville voisine de Delphes indique que le mandat de Gallion était de 51–52 ap. J.-C. L’incident en </w:t>
       </w:r>
-      <w:hyperlink r:id="rId131">
-        <w:r>
-          <w:rPr>
-            <w:lang w:val="fr_FR" w:bidi="fr_FR"/>
-          </w:rPr>
-          <w:rPr>
-            <w:color w:val="0000EE"/>
-            <w:u w:val="single"/>
-          </w:rPr>
-          <w:t>18:12–17</w:t>
-        </w:r>
-      </w:hyperlink>
+      <w:r>
+        <w:rPr>
+          <w:lang w:val="fr_FR" w:bidi="fr_FR"/>
+        </w:rPr>
+        <w:t>18:12–17</w:t>
+      </w:r>
       <w:r>
         <w:rPr>
           <w:lang w:val="fr_FR" w:bidi="fr_FR"/>
         </w:rPr>
         <w:t xml:space="preserve"> est probablement survenu au début du mandat de Gallion. Paul a quitté Corinthe peu de temps après, probablement en été ou automne 52 ap. J.-C. Il avait passé 18 mois à Corinthe (</w:t>
       </w:r>
-      <w:hyperlink r:id="rId132">
-        <w:r>
-          <w:rPr>
-            <w:lang w:val="fr_FR" w:bidi="fr_FR"/>
-          </w:rPr>
-          <w:rPr>
-            <w:color w:val="0000EE"/>
-            <w:u w:val="single"/>
-          </w:rPr>
-          <w:t>18:11</w:t>
-        </w:r>
-      </w:hyperlink>
+      <w:r>
+        <w:rPr>
+          <w:lang w:val="fr_FR" w:bidi="fr_FR"/>
+        </w:rPr>
+        <w:t>18:11</w:t>
+      </w:r>
       <w:r>
         <w:rPr>
           <w:lang w:val="fr_FR" w:bidi="fr_FR"/>
         </w:rPr>
         <w:t xml:space="preserve">), si bien qu'il est probablement arrivé début 50 ap. J.-C. Cette date d'arrivée est confirmée par </w:t>
       </w:r>
-      <w:hyperlink r:id="rId72">
-        <w:r>
-          <w:rPr>
-            <w:lang w:val="fr_FR" w:bidi="fr_FR"/>
-          </w:rPr>
-          <w:rPr>
-            <w:color w:val="0000EE"/>
-            <w:u w:val="single"/>
-          </w:rPr>
-          <w:t>18:2</w:t>
-        </w:r>
-      </w:hyperlink>
+      <w:r>
+        <w:rPr>
+          <w:lang w:val="fr_FR" w:bidi="fr_FR"/>
+        </w:rPr>
+        <w:t>18:2</w:t>
+      </w:r>
       <w:r>
         <w:rPr>
           <w:lang w:val="fr_FR" w:bidi="fr_FR"/>
@@ -3230,108 +2390,72 @@
         </w:rPr>
         <w:t>Evénements survenus entre 50 et 70 ap. J.-C. Festus a remplacé Félix en tant que gouverneur de Judée, pendant l’emprisonnement de Paul à Césarée (</w:t>
       </w:r>
-      <w:hyperlink r:id="rId133">
-        <w:r>
-          <w:rPr>
-            <w:lang w:val="fr_FR" w:bidi="fr_FR"/>
-          </w:rPr>
-          <w:rPr>
-            <w:color w:val="0000EE"/>
-            <w:u w:val="single"/>
-          </w:rPr>
-          <w:t>24:27</w:t>
-        </w:r>
-      </w:hyperlink>
+      <w:r>
+        <w:rPr>
+          <w:lang w:val="fr_FR" w:bidi="fr_FR"/>
+        </w:rPr>
+        <w:t>24:27</w:t>
+      </w:r>
       <w:r>
         <w:rPr>
           <w:lang w:val="fr_FR" w:bidi="fr_FR"/>
         </w:rPr>
         <w:t>), probablement en été 59 ap. J.-C. Cet événement nous aide à faire la chronologie du reste du livre des Actes. L’arrestation de Paul (</w:t>
       </w:r>
-      <w:hyperlink r:id="rId134">
-        <w:r>
-          <w:rPr>
-            <w:lang w:val="fr_FR" w:bidi="fr_FR"/>
-          </w:rPr>
-          <w:rPr>
-            <w:color w:val="0000EE"/>
-            <w:u w:val="single"/>
-          </w:rPr>
-          <w:t>21:33</w:t>
-        </w:r>
-      </w:hyperlink>
+      <w:r>
+        <w:rPr>
+          <w:lang w:val="fr_FR" w:bidi="fr_FR"/>
+        </w:rPr>
+        <w:t>21:33</w:t>
+      </w:r>
       <w:r>
         <w:rPr>
           <w:lang w:val="fr_FR" w:bidi="fr_FR"/>
         </w:rPr>
         <w:t>) avait eu lieu environ deux ans auparavant (57 ap. J.-C.) Au début du printemps, Paul avait célébré la Pâque à Philippes (</w:t>
       </w:r>
-      <w:hyperlink r:id="rId135">
-        <w:r>
-          <w:rPr>
-            <w:lang w:val="fr_FR" w:bidi="fr_FR"/>
-          </w:rPr>
-          <w:rPr>
-            <w:color w:val="0000EE"/>
-            <w:u w:val="single"/>
-          </w:rPr>
-          <w:t>20:6</w:t>
-        </w:r>
-      </w:hyperlink>
+      <w:r>
+        <w:rPr>
+          <w:lang w:val="fr_FR" w:bidi="fr_FR"/>
+        </w:rPr>
+        <w:t>20:6</w:t>
+      </w:r>
       <w:r>
         <w:rPr>
           <w:lang w:val="fr_FR" w:bidi="fr_FR"/>
         </w:rPr>
         <w:t>; avril 57 ap. J.-C. Paul venait de passer trois mois en Grèce (</w:t>
       </w:r>
-      <w:hyperlink r:id="rId136">
-        <w:r>
-          <w:rPr>
-            <w:lang w:val="fr_FR" w:bidi="fr_FR"/>
-          </w:rPr>
-          <w:rPr>
-            <w:color w:val="0000EE"/>
-            <w:u w:val="single"/>
-          </w:rPr>
-          <w:t>20:3</w:t>
-        </w:r>
-      </w:hyperlink>
+      <w:r>
+        <w:rPr>
+          <w:lang w:val="fr_FR" w:bidi="fr_FR"/>
+        </w:rPr>
+        <w:t>20:3</w:t>
+      </w:r>
       <w:r>
         <w:rPr>
           <w:lang w:val="fr_FR" w:bidi="fr_FR"/>
         </w:rPr>
         <w:t xml:space="preserve">), probablement en hiver 56–57 ap. J.-C. (voir </w:t>
       </w:r>
-      <w:hyperlink r:id="rId137">
-        <w:r>
-          <w:rPr>
-            <w:lang w:val="fr_FR" w:bidi="fr_FR"/>
-          </w:rPr>
-          <w:rPr>
-            <w:color w:val="0000EE"/>
-            <w:u w:val="single"/>
-          </w:rPr>
-          <w:t>1 Corinthiens 16:6</w:t>
-        </w:r>
-      </w:hyperlink>
+      <w:r>
+        <w:rPr>
+          <w:lang w:val="fr_FR" w:bidi="fr_FR"/>
+        </w:rPr>
+        <w:t>1 Corinthiens 16:6</w:t>
+      </w:r>
       <w:r>
         <w:rPr>
           <w:lang w:val="fr_FR" w:bidi="fr_FR"/>
         </w:rPr>
         <w:t>). Paul avait auparavant passé trois ans à Ephèse (</w:t>
       </w:r>
-      <w:hyperlink r:id="rId138">
-        <w:r>
-          <w:rPr>
-            <w:lang w:val="fr_FR" w:bidi="fr_FR"/>
-          </w:rPr>
-          <w:rPr>
-            <w:color w:val="0000EE"/>
-            <w:u w:val="single"/>
-          </w:rPr>
-          <w:t>Actes 20:31</w:t>
-        </w:r>
-      </w:hyperlink>
+      <w:r>
+        <w:rPr>
+          <w:lang w:val="fr_FR" w:bidi="fr_FR"/>
+        </w:rPr>
+        <w:t>Actes 20:31</w:t>
+      </w:r>
       <w:r>
         <w:rPr>
           <w:lang w:val="fr_FR" w:bidi="fr_FR"/>
@@ -3352,72 +2476,48 @@
         </w:rPr>
         <w:t>Après l’arrivée de Festus, au printemps 59 ap. J.-C., Paul a été jugé rapidement et fait appel à César (</w:t>
       </w:r>
-      <w:hyperlink r:id="rId139">
-        <w:r>
-          <w:rPr>
-            <w:lang w:val="fr_FR" w:bidi="fr_FR"/>
-          </w:rPr>
-          <w:rPr>
-            <w:color w:val="0000EE"/>
-            <w:u w:val="single"/>
-          </w:rPr>
-          <w:t>25:1–12</w:t>
-        </w:r>
-      </w:hyperlink>
+      <w:r>
+        <w:rPr>
+          <w:lang w:val="fr_FR" w:bidi="fr_FR"/>
+        </w:rPr>
+        <w:t>25:1–12</w:t>
+      </w:r>
       <w:r>
         <w:rPr>
           <w:lang w:val="fr_FR" w:bidi="fr_FR"/>
         </w:rPr>
         <w:t>). Il est probablement parti pour Rome en été 59 ap. J.-C. (</w:t>
       </w:r>
-      <w:hyperlink r:id="rId140">
-        <w:r>
-          <w:rPr>
-            <w:lang w:val="fr_FR" w:bidi="fr_FR"/>
-          </w:rPr>
-          <w:rPr>
-            <w:color w:val="0000EE"/>
-            <w:u w:val="single"/>
-          </w:rPr>
-          <w:t>27:2</w:t>
-        </w:r>
-      </w:hyperlink>
+      <w:r>
+        <w:rPr>
+          <w:lang w:val="fr_FR" w:bidi="fr_FR"/>
+        </w:rPr>
+        <w:t>27:2</w:t>
+      </w:r>
       <w:r>
         <w:rPr>
           <w:lang w:val="fr_FR" w:bidi="fr_FR"/>
         </w:rPr>
         <w:t>) et arrivé début 60 ap. J.-C. (</w:t>
       </w:r>
-      <w:hyperlink r:id="rId141">
-        <w:r>
-          <w:rPr>
-            <w:lang w:val="fr_FR" w:bidi="fr_FR"/>
-          </w:rPr>
-          <w:rPr>
-            <w:color w:val="0000EE"/>
-            <w:u w:val="single"/>
-          </w:rPr>
-          <w:t>28:11–16</w:t>
-        </w:r>
-      </w:hyperlink>
+      <w:r>
+        <w:rPr>
+          <w:lang w:val="fr_FR" w:bidi="fr_FR"/>
+        </w:rPr>
+        <w:t>28:11–16</w:t>
+      </w:r>
       <w:r>
         <w:rPr>
           <w:lang w:val="fr_FR" w:bidi="fr_FR"/>
         </w:rPr>
         <w:t>). Paul est resté à Rome « deux ans entiers » (</w:t>
       </w:r>
-      <w:hyperlink r:id="rId142">
-        <w:r>
-          <w:rPr>
-            <w:lang w:val="fr_FR" w:bidi="fr_FR"/>
-          </w:rPr>
-          <w:rPr>
-            <w:color w:val="0000EE"/>
-            <w:u w:val="single"/>
-          </w:rPr>
-          <w:t>28:30</w:t>
-        </w:r>
-      </w:hyperlink>
+      <w:r>
+        <w:rPr>
+          <w:lang w:val="fr_FR" w:bidi="fr_FR"/>
+        </w:rPr>
+        <w:t>28:30</w:t>
+      </w:r>
       <w:r>
         <w:rPr>
           <w:lang w:val="fr_FR" w:bidi="fr_FR"/>
